--- a/报告/数据结构课程设计实验报告_万阳、何俊翰.docx
+++ b/报告/数据结构课程设计实验报告_万阳、何俊翰.docx
@@ -7877,42 +7877,50 @@
           <w:sz w:val="28"/>
           <w:szCs w:val="28"/>
         </w:rPr>
-        <w:t>，则将其记录为当前深度的杀手着法，并把原第一杀手着法顺延到第二位置。后续同深度节点生成着法后，会在置换表最佳着法之后检查杀手着法，并将命中的着法提前到搜索列表前部，使曾经造成剪枝的强制性着法更早被搜索。</w:t>
-      </w:r>
-    </w:p>
-    <w:p>
-      <w:pPr>
-        <w:rPr>
-          <w:rFonts w:ascii="Times New Roman" w:hAnsi="Times New Roman"/>
-          <w:sz w:val="28"/>
-          <w:szCs w:val="28"/>
-        </w:rPr>
-      </w:pPr>
-    </w:p>
-    <w:p>
-      <w:pPr>
-        <w:rPr>
-          <w:rFonts w:ascii="Times New Roman" w:hAnsi="Times New Roman"/>
-          <w:sz w:val="28"/>
-          <w:szCs w:val="28"/>
-        </w:rPr>
-      </w:pPr>
-    </w:p>
-    <w:p>
-      <w:pPr>
-        <w:rPr>
-          <w:rFonts w:ascii="Times New Roman" w:hAnsi="Times New Roman"/>
-          <w:sz w:val="28"/>
-          <w:szCs w:val="28"/>
-        </w:rPr>
-      </w:pPr>
-      <w:r>
-        <w:rPr>
-          <w:rFonts w:ascii="Times New Roman" w:hAnsi="Times New Roman" w:hint="eastAsia"/>
+        <w:t>，则将其记录为当前深度的杀手着法，并把原第一杀手着法顺延到第二位置。后续同深度节点生成着法后，会在置换表最佳着法之后检查杀手着</w:t>
+      </w:r>
+      <w:r>
+        <w:rPr>
+          <w:rFonts w:ascii="Times New Roman" w:hAnsi="Times New Roman"/>
           <w:sz w:val="28"/>
           <w:szCs w:val="28"/>
         </w:rPr>
         <w:lastRenderedPageBreak/>
+        <w:t>法，并将命中的着法提前到搜索列表前部，使曾经造成剪枝的强制性着法更早被搜索。</w:t>
+      </w:r>
+    </w:p>
+    <w:p>
+      <w:pPr>
+        <w:rPr>
+          <w:rFonts w:ascii="Times New Roman" w:hAnsi="Times New Roman"/>
+          <w:sz w:val="28"/>
+          <w:szCs w:val="28"/>
+        </w:rPr>
+      </w:pPr>
+    </w:p>
+    <w:p>
+      <w:pPr>
+        <w:rPr>
+          <w:rFonts w:ascii="Times New Roman" w:hAnsi="Times New Roman"/>
+          <w:sz w:val="28"/>
+          <w:szCs w:val="28"/>
+        </w:rPr>
+      </w:pPr>
+    </w:p>
+    <w:p>
+      <w:pPr>
+        <w:rPr>
+          <w:rFonts w:ascii="Times New Roman" w:hAnsi="Times New Roman"/>
+          <w:sz w:val="28"/>
+          <w:szCs w:val="28"/>
+        </w:rPr>
+      </w:pPr>
+      <w:r>
+        <w:rPr>
+          <w:rFonts w:ascii="Times New Roman" w:hAnsi="Times New Roman" w:hint="eastAsia"/>
+          <w:sz w:val="28"/>
+          <w:szCs w:val="28"/>
+        </w:rPr>
         <w:t>3</w:t>
       </w:r>
       <w:r>
@@ -8288,7 +8296,16 @@
           <w:sz w:val="28"/>
           <w:szCs w:val="28"/>
         </w:rPr>
-        <w:t xml:space="preserve"> LMR </w:t>
+        <w:t xml:space="preserve"> </w:t>
+      </w:r>
+      <w:r>
+        <w:rPr>
+          <w:rFonts w:ascii="Times New Roman" w:hAnsi="Times New Roman"/>
+          <w:sz w:val="28"/>
+          <w:szCs w:val="28"/>
+        </w:rPr>
+        <w:lastRenderedPageBreak/>
+        <w:t xml:space="preserve">LMR </w:t>
       </w:r>
       <w:r>
         <w:rPr>
@@ -8331,7 +8348,6 @@
           <w:sz w:val="28"/>
           <w:szCs w:val="28"/>
         </w:rPr>
-        <w:lastRenderedPageBreak/>
         <w:t>3</w:t>
       </w:r>
       <w:r>
@@ -8745,7 +8761,16 @@
           <w:sz w:val="28"/>
           <w:szCs w:val="28"/>
         </w:rPr>
-        <w:t>作为当前已完整完成的最好结果。下一层搜索继承上一层排序结果，使更可能成为最佳着法的分支优先进入</w:t>
+        <w:t>作为当前已完整完成的最好结果。下一层搜</w:t>
+      </w:r>
+      <w:r>
+        <w:rPr>
+          <w:rFonts w:ascii="Times New Roman" w:hAnsi="Times New Roman"/>
+          <w:sz w:val="28"/>
+          <w:szCs w:val="28"/>
+        </w:rPr>
+        <w:lastRenderedPageBreak/>
+        <w:t>索继承上一层排序结果，使更可能成为最佳着法的分支优先进入</w:t>
       </w:r>
       <w:r>
         <w:rPr>
@@ -9541,7 +9566,6 @@
           <w:sz w:val="28"/>
           <w:szCs w:val="28"/>
         </w:rPr>
-        <w:lastRenderedPageBreak/>
         <w:t>程序空间复杂度与内存开销分析如下：</w:t>
       </w:r>
     </w:p>
@@ -10025,6 +10049,7 @@
           <w:sz w:val="28"/>
           <w:szCs w:val="28"/>
         </w:rPr>
+        <w:lastRenderedPageBreak/>
         <w:drawing>
           <wp:anchor distT="0" distB="0" distL="114300" distR="114300" simplePos="0" relativeHeight="251665408" behindDoc="1" locked="0" layoutInCell="1" allowOverlap="1" wp14:anchorId="3BB486ED" wp14:editId="17A90B1E">
             <wp:simplePos x="0" y="0"/>
@@ -10213,7 +10238,6 @@
           <w:sz w:val="28"/>
           <w:szCs w:val="28"/>
         </w:rPr>
-        <w:lastRenderedPageBreak/>
         <w:t>递归搜素局部向量</w:t>
       </w:r>
     </w:p>
@@ -10681,6 +10705,7 @@
           <w:sz w:val="28"/>
           <w:szCs w:val="28"/>
         </w:rPr>
+        <w:lastRenderedPageBreak/>
         <w:drawing>
           <wp:inline distT="0" distB="0" distL="0" distR="0" wp14:anchorId="0F6A71B0" wp14:editId="5575C1A2">
             <wp:extent cx="5270500" cy="3371850"/>
@@ -10737,7 +10762,6 @@
           <w:sz w:val="28"/>
           <w:szCs w:val="28"/>
         </w:rPr>
-        <w:lastRenderedPageBreak/>
         <w:drawing>
           <wp:inline distT="0" distB="0" distL="0" distR="0" wp14:anchorId="03098B2F" wp14:editId="75F8E54F">
             <wp:extent cx="5264150" cy="3340100"/>
@@ -10794,6 +10818,7 @@
           <w:sz w:val="28"/>
           <w:szCs w:val="28"/>
         </w:rPr>
+        <w:lastRenderedPageBreak/>
         <w:drawing>
           <wp:inline distT="0" distB="0" distL="0" distR="0" wp14:anchorId="51D0EEFD" wp14:editId="2295E4F8">
             <wp:extent cx="5264150" cy="3365500"/>
@@ -10850,7 +10875,6 @@
           <w:sz w:val="28"/>
           <w:szCs w:val="28"/>
         </w:rPr>
-        <w:lastRenderedPageBreak/>
         <w:drawing>
           <wp:inline distT="0" distB="0" distL="0" distR="0" wp14:anchorId="3FB7A739" wp14:editId="13619B77">
             <wp:extent cx="5270500" cy="3371850"/>
@@ -10907,6 +10931,7 @@
           <w:sz w:val="28"/>
           <w:szCs w:val="28"/>
         </w:rPr>
+        <w:lastRenderedPageBreak/>
         <w:drawing>
           <wp:inline distT="0" distB="0" distL="0" distR="0" wp14:anchorId="1993B784" wp14:editId="56DDBB27">
             <wp:extent cx="5264150" cy="3302000"/>
@@ -11133,7 +11158,6 @@
           <w:sz w:val="28"/>
           <w:szCs w:val="28"/>
         </w:rPr>
-        <w:lastRenderedPageBreak/>
         <w:tab/>
       </w:r>
       <w:r>
@@ -11620,7 +11644,39 @@
           <w:sz w:val="28"/>
           <w:szCs w:val="28"/>
         </w:rPr>
-        <w:t>神经网络等算法。但是，考虑到我们仅仅</w:t>
+        <w:t>神经网络等算法。但是，考虑到我们仅仅是大二学生，对于上述机器学习类算法掌握并不全面</w:t>
+      </w:r>
+      <w:r>
+        <w:rPr>
+          <w:rFonts w:ascii="Times New Roman" w:hAnsi="Times New Roman" w:hint="eastAsia"/>
+          <w:sz w:val="28"/>
+          <w:szCs w:val="28"/>
+        </w:rPr>
+        <w:t xml:space="preserve"> </w:t>
+      </w:r>
+      <w:r>
+        <w:rPr>
+          <w:rFonts w:ascii="Times New Roman" w:hAnsi="Times New Roman" w:hint="eastAsia"/>
+          <w:sz w:val="28"/>
+          <w:szCs w:val="28"/>
+        </w:rPr>
+        <w:t>——</w:t>
+      </w:r>
+      <w:r>
+        <w:rPr>
+          <w:rFonts w:ascii="Times New Roman" w:hAnsi="Times New Roman"/>
+          <w:sz w:val="28"/>
+          <w:szCs w:val="28"/>
+        </w:rPr>
+        <w:t xml:space="preserve"> </w:t>
+      </w:r>
+      <w:r>
+        <w:rPr>
+          <w:rFonts w:ascii="Times New Roman" w:hAnsi="Times New Roman" w:hint="eastAsia"/>
+          <w:sz w:val="28"/>
+          <w:szCs w:val="28"/>
+        </w:rPr>
+        <w:t>我们也仅</w:t>
       </w:r>
       <w:r>
         <w:rPr>
@@ -11629,39 +11685,7 @@
           <w:szCs w:val="28"/>
         </w:rPr>
         <w:lastRenderedPageBreak/>
-        <w:t>是大二学生，对于上述机器学习类算法掌握并不全面</w:t>
-      </w:r>
-      <w:r>
-        <w:rPr>
-          <w:rFonts w:ascii="Times New Roman" w:hAnsi="Times New Roman" w:hint="eastAsia"/>
-          <w:sz w:val="28"/>
-          <w:szCs w:val="28"/>
-        </w:rPr>
-        <w:t xml:space="preserve"> </w:t>
-      </w:r>
-      <w:r>
-        <w:rPr>
-          <w:rFonts w:ascii="Times New Roman" w:hAnsi="Times New Roman" w:hint="eastAsia"/>
-          <w:sz w:val="28"/>
-          <w:szCs w:val="28"/>
-        </w:rPr>
-        <w:t>——</w:t>
-      </w:r>
-      <w:r>
-        <w:rPr>
-          <w:rFonts w:ascii="Times New Roman" w:hAnsi="Times New Roman"/>
-          <w:sz w:val="28"/>
-          <w:szCs w:val="28"/>
-        </w:rPr>
-        <w:t xml:space="preserve"> </w:t>
-      </w:r>
-      <w:r>
-        <w:rPr>
-          <w:rFonts w:ascii="Times New Roman" w:hAnsi="Times New Roman" w:hint="eastAsia"/>
-          <w:sz w:val="28"/>
-          <w:szCs w:val="28"/>
-        </w:rPr>
-        <w:t>我们也仅仅是在课下折腾过大模型和数据分析，相应理论和算法能力并不算过硬。就三四周的紧张项目编写过程来说，肯定是不如使用经典搜素算法</w:t>
+        <w:t>仅是在课下折腾过大模型和数据分析，相应理论和算法能力并不算过硬。就三四周的紧张项目编写过程来说，肯定是不如使用经典搜素算法</w:t>
       </w:r>
       <w:r>
         <w:rPr>

--- a/报告/数据结构课程设计实验报告_万阳、何俊翰.docx
+++ b/报告/数据结构课程设计实验报告_万阳、何俊翰.docx
@@ -7877,50 +7877,42 @@
           <w:sz w:val="28"/>
           <w:szCs w:val="28"/>
         </w:rPr>
-        <w:t>，则将其记录为当前深度的杀手着法，并把原第一杀手着法顺延到第二位置。后续同深度节点生成着法后，会在置换表最佳着法之后检查杀手着</w:t>
-      </w:r>
-      <w:r>
-        <w:rPr>
-          <w:rFonts w:ascii="Times New Roman" w:hAnsi="Times New Roman"/>
+        <w:t>，则将其记录为当前深度的杀手着法，并把原第一杀手着法顺延到第二位置。后续同深度节点生成着法后，会在置换表最佳着法之后检查杀手着法，并将命中的着法提前到搜索列表前部，使曾经造成剪枝的强制性着法更早被搜索。</w:t>
+      </w:r>
+    </w:p>
+    <w:p>
+      <w:pPr>
+        <w:rPr>
+          <w:rFonts w:ascii="Times New Roman" w:hAnsi="Times New Roman"/>
+          <w:sz w:val="28"/>
+          <w:szCs w:val="28"/>
+        </w:rPr>
+      </w:pPr>
+    </w:p>
+    <w:p>
+      <w:pPr>
+        <w:rPr>
+          <w:rFonts w:ascii="Times New Roman" w:hAnsi="Times New Roman"/>
+          <w:sz w:val="28"/>
+          <w:szCs w:val="28"/>
+        </w:rPr>
+      </w:pPr>
+    </w:p>
+    <w:p>
+      <w:pPr>
+        <w:rPr>
+          <w:rFonts w:ascii="Times New Roman" w:hAnsi="Times New Roman"/>
+          <w:sz w:val="28"/>
+          <w:szCs w:val="28"/>
+        </w:rPr>
+      </w:pPr>
+      <w:r>
+        <w:rPr>
+          <w:rFonts w:ascii="Times New Roman" w:hAnsi="Times New Roman" w:hint="eastAsia"/>
           <w:sz w:val="28"/>
           <w:szCs w:val="28"/>
         </w:rPr>
         <w:lastRenderedPageBreak/>
-        <w:t>法，并将命中的着法提前到搜索列表前部，使曾经造成剪枝的强制性着法更早被搜索。</w:t>
-      </w:r>
-    </w:p>
-    <w:p>
-      <w:pPr>
-        <w:rPr>
-          <w:rFonts w:ascii="Times New Roman" w:hAnsi="Times New Roman"/>
-          <w:sz w:val="28"/>
-          <w:szCs w:val="28"/>
-        </w:rPr>
-      </w:pPr>
-    </w:p>
-    <w:p>
-      <w:pPr>
-        <w:rPr>
-          <w:rFonts w:ascii="Times New Roman" w:hAnsi="Times New Roman"/>
-          <w:sz w:val="28"/>
-          <w:szCs w:val="28"/>
-        </w:rPr>
-      </w:pPr>
-    </w:p>
-    <w:p>
-      <w:pPr>
-        <w:rPr>
-          <w:rFonts w:ascii="Times New Roman" w:hAnsi="Times New Roman"/>
-          <w:sz w:val="28"/>
-          <w:szCs w:val="28"/>
-        </w:rPr>
-      </w:pPr>
-      <w:r>
-        <w:rPr>
-          <w:rFonts w:ascii="Times New Roman" w:hAnsi="Times New Roman" w:hint="eastAsia"/>
-          <w:sz w:val="28"/>
-          <w:szCs w:val="28"/>
-        </w:rPr>
         <w:t>3</w:t>
       </w:r>
       <w:r>
@@ -8296,58 +8288,50 @@
           <w:sz w:val="28"/>
           <w:szCs w:val="28"/>
         </w:rPr>
-        <w:t xml:space="preserve"> </w:t>
-      </w:r>
-      <w:r>
-        <w:rPr>
-          <w:rFonts w:ascii="Times New Roman" w:hAnsi="Times New Roman"/>
+        <w:t xml:space="preserve"> LMR </w:t>
+      </w:r>
+      <w:r>
+        <w:rPr>
+          <w:rFonts w:ascii="Times New Roman" w:hAnsi="Times New Roman"/>
+          <w:sz w:val="28"/>
+          <w:szCs w:val="28"/>
+        </w:rPr>
+        <w:t>用于判断是否可以降低搜索深度，也被杀手着法逻辑用于只记录非吃子的高价值剪枝着法。</w:t>
+      </w:r>
+    </w:p>
+    <w:p>
+      <w:pPr>
+        <w:rPr>
+          <w:rFonts w:ascii="Times New Roman" w:hAnsi="Times New Roman"/>
+          <w:sz w:val="28"/>
+          <w:szCs w:val="28"/>
+        </w:rPr>
+      </w:pPr>
+    </w:p>
+    <w:p>
+      <w:pPr>
+        <w:rPr>
+          <w:rFonts w:ascii="Times New Roman" w:hAnsi="Times New Roman"/>
+          <w:sz w:val="28"/>
+          <w:szCs w:val="28"/>
+        </w:rPr>
+      </w:pPr>
+    </w:p>
+    <w:p>
+      <w:pPr>
+        <w:rPr>
+          <w:rFonts w:ascii="Times New Roman" w:hAnsi="Times New Roman"/>
+          <w:sz w:val="28"/>
+          <w:szCs w:val="28"/>
+        </w:rPr>
+      </w:pPr>
+      <w:r>
+        <w:rPr>
+          <w:rFonts w:ascii="Times New Roman" w:hAnsi="Times New Roman" w:hint="eastAsia"/>
           <w:sz w:val="28"/>
           <w:szCs w:val="28"/>
         </w:rPr>
         <w:lastRenderedPageBreak/>
-        <w:t xml:space="preserve">LMR </w:t>
-      </w:r>
-      <w:r>
-        <w:rPr>
-          <w:rFonts w:ascii="Times New Roman" w:hAnsi="Times New Roman"/>
-          <w:sz w:val="28"/>
-          <w:szCs w:val="28"/>
-        </w:rPr>
-        <w:t>用于判断是否可以降低搜索深度，也被杀手着法逻辑用于只记录非吃子的高价值剪枝着法。</w:t>
-      </w:r>
-    </w:p>
-    <w:p>
-      <w:pPr>
-        <w:rPr>
-          <w:rFonts w:ascii="Times New Roman" w:hAnsi="Times New Roman"/>
-          <w:sz w:val="28"/>
-          <w:szCs w:val="28"/>
-        </w:rPr>
-      </w:pPr>
-    </w:p>
-    <w:p>
-      <w:pPr>
-        <w:rPr>
-          <w:rFonts w:ascii="Times New Roman" w:hAnsi="Times New Roman"/>
-          <w:sz w:val="28"/>
-          <w:szCs w:val="28"/>
-        </w:rPr>
-      </w:pPr>
-    </w:p>
-    <w:p>
-      <w:pPr>
-        <w:rPr>
-          <w:rFonts w:ascii="Times New Roman" w:hAnsi="Times New Roman"/>
-          <w:sz w:val="28"/>
-          <w:szCs w:val="28"/>
-        </w:rPr>
-      </w:pPr>
-      <w:r>
-        <w:rPr>
-          <w:rFonts w:ascii="Times New Roman" w:hAnsi="Times New Roman" w:hint="eastAsia"/>
-          <w:sz w:val="28"/>
-          <w:szCs w:val="28"/>
-        </w:rPr>
         <w:t>3</w:t>
       </w:r>
       <w:r>
@@ -8761,16 +8745,7 @@
           <w:sz w:val="28"/>
           <w:szCs w:val="28"/>
         </w:rPr>
-        <w:t>作为当前已完整完成的最好结果。下一层搜</w:t>
-      </w:r>
-      <w:r>
-        <w:rPr>
-          <w:rFonts w:ascii="Times New Roman" w:hAnsi="Times New Roman"/>
-          <w:sz w:val="28"/>
-          <w:szCs w:val="28"/>
-        </w:rPr>
-        <w:lastRenderedPageBreak/>
-        <w:t>索继承上一层排序结果，使更可能成为最佳着法的分支优先进入</w:t>
+        <w:t>作为当前已完整完成的最好结果。下一层搜索继承上一层排序结果，使更可能成为最佳着法的分支优先进入</w:t>
       </w:r>
       <w:r>
         <w:rPr>
@@ -9566,6 +9541,7 @@
           <w:sz w:val="28"/>
           <w:szCs w:val="28"/>
         </w:rPr>
+        <w:lastRenderedPageBreak/>
         <w:t>程序空间复杂度与内存开销分析如下：</w:t>
       </w:r>
     </w:p>
@@ -10049,7 +10025,6 @@
           <w:sz w:val="28"/>
           <w:szCs w:val="28"/>
         </w:rPr>
-        <w:lastRenderedPageBreak/>
         <w:drawing>
           <wp:anchor distT="0" distB="0" distL="114300" distR="114300" simplePos="0" relativeHeight="251665408" behindDoc="1" locked="0" layoutInCell="1" allowOverlap="1" wp14:anchorId="3BB486ED" wp14:editId="17A90B1E">
             <wp:simplePos x="0" y="0"/>
@@ -10238,6 +10213,7 @@
           <w:sz w:val="28"/>
           <w:szCs w:val="28"/>
         </w:rPr>
+        <w:lastRenderedPageBreak/>
         <w:t>递归搜素局部向量</w:t>
       </w:r>
     </w:p>
@@ -10705,7 +10681,6 @@
           <w:sz w:val="28"/>
           <w:szCs w:val="28"/>
         </w:rPr>
-        <w:lastRenderedPageBreak/>
         <w:drawing>
           <wp:inline distT="0" distB="0" distL="0" distR="0" wp14:anchorId="0F6A71B0" wp14:editId="5575C1A2">
             <wp:extent cx="5270500" cy="3371850"/>
@@ -10762,6 +10737,7 @@
           <w:sz w:val="28"/>
           <w:szCs w:val="28"/>
         </w:rPr>
+        <w:lastRenderedPageBreak/>
         <w:drawing>
           <wp:inline distT="0" distB="0" distL="0" distR="0" wp14:anchorId="03098B2F" wp14:editId="75F8E54F">
             <wp:extent cx="5264150" cy="3340100"/>
@@ -10818,7 +10794,6 @@
           <w:sz w:val="28"/>
           <w:szCs w:val="28"/>
         </w:rPr>
-        <w:lastRenderedPageBreak/>
         <w:drawing>
           <wp:inline distT="0" distB="0" distL="0" distR="0" wp14:anchorId="51D0EEFD" wp14:editId="2295E4F8">
             <wp:extent cx="5264150" cy="3365500"/>
@@ -10875,6 +10850,7 @@
           <w:sz w:val="28"/>
           <w:szCs w:val="28"/>
         </w:rPr>
+        <w:lastRenderedPageBreak/>
         <w:drawing>
           <wp:inline distT="0" distB="0" distL="0" distR="0" wp14:anchorId="3FB7A739" wp14:editId="13619B77">
             <wp:extent cx="5270500" cy="3371850"/>
@@ -10931,7 +10907,6 @@
           <w:sz w:val="28"/>
           <w:szCs w:val="28"/>
         </w:rPr>
-        <w:lastRenderedPageBreak/>
         <w:drawing>
           <wp:inline distT="0" distB="0" distL="0" distR="0" wp14:anchorId="1993B784" wp14:editId="56DDBB27">
             <wp:extent cx="5264150" cy="3302000"/>
@@ -11158,6 +11133,7 @@
           <w:sz w:val="28"/>
           <w:szCs w:val="28"/>
         </w:rPr>
+        <w:lastRenderedPageBreak/>
         <w:tab/>
       </w:r>
       <w:r>
@@ -11391,27 +11367,25 @@
       <w:bookmarkEnd w:id="30"/>
     </w:p>
     <w:p>
-      <w:r>
-        <w:rPr>
-          <w:rFonts w:ascii="Times New Roman" w:hAnsi="Times New Roman" w:hint="eastAsia"/>
-          <w:sz w:val="28"/>
-          <w:szCs w:val="28"/>
+      <w:pPr>
+        <w:pStyle w:val="2"/>
+        <w:numPr>
+          <w:ilvl w:val="0"/>
+          <w:numId w:val="0"/>
+        </w:numPr>
+      </w:pPr>
+      <w:r>
+        <w:rPr>
+          <w:rFonts w:hint="eastAsia"/>
         </w:rPr>
         <w:t>4</w:t>
       </w:r>
       <w:r>
-        <w:rPr>
-          <w:rFonts w:ascii="Times New Roman" w:hAnsi="Times New Roman"/>
-          <w:sz w:val="28"/>
-          <w:szCs w:val="28"/>
-        </w:rPr>
         <w:t xml:space="preserve">.1 </w:t>
       </w:r>
       <w:r>
         <w:rPr>
-          <w:rFonts w:ascii="Times New Roman" w:hAnsi="Times New Roman" w:hint="eastAsia"/>
-          <w:sz w:val="28"/>
-          <w:szCs w:val="28"/>
+          <w:rFonts w:hint="eastAsia"/>
         </w:rPr>
         <w:t>问题解决与解决过程</w:t>
       </w:r>
@@ -11612,7 +11586,16 @@
           <w:sz w:val="28"/>
           <w:szCs w:val="28"/>
         </w:rPr>
-        <w:t>算法为核心，并根据相关论文的各种算法加以补充本程序的主要算法。事实上，我们曾考虑过使用高深的深度学习</w:t>
+        <w:t>算法为核心，并根据相关论文的各种算法加以补充本程序的主要算法。事实上，我们曾考虑过使用</w:t>
+      </w:r>
+      <w:r>
+        <w:rPr>
+          <w:rFonts w:ascii="Times New Roman" w:hAnsi="Times New Roman" w:hint="eastAsia"/>
+          <w:sz w:val="28"/>
+          <w:szCs w:val="28"/>
+        </w:rPr>
+        <w:lastRenderedPageBreak/>
+        <w:t>高深的深度学习</w:t>
       </w:r>
       <w:r>
         <w:rPr>
@@ -11676,16 +11659,7 @@
           <w:sz w:val="28"/>
           <w:szCs w:val="28"/>
         </w:rPr>
-        <w:t>我们也仅</w:t>
-      </w:r>
-      <w:r>
-        <w:rPr>
-          <w:rFonts w:ascii="Times New Roman" w:hAnsi="Times New Roman" w:hint="eastAsia"/>
-          <w:sz w:val="28"/>
-          <w:szCs w:val="28"/>
-        </w:rPr>
-        <w:lastRenderedPageBreak/>
-        <w:t>仅是在课下折腾过大模型和数据分析，相应理论和算法能力并不算过硬。就三四周的紧张项目编写过程来说，肯定是不如使用经典搜素算法</w:t>
+        <w:t>我们也仅仅是在课下折腾过大模型和数据分析，相应理论和算法能力并不算过硬。就三四周的紧张项目编写过程来说，肯定是不如使用经典搜素算法</w:t>
       </w:r>
       <w:r>
         <w:rPr>
@@ -12203,6 +12177,7 @@
           <w:sz w:val="28"/>
           <w:szCs w:val="28"/>
         </w:rPr>
+        <w:lastRenderedPageBreak/>
         <w:t>水平线效应是棋类游戏</w:t>
       </w:r>
       <w:r>
@@ -12291,16 +12266,7 @@
           <w:sz w:val="28"/>
           <w:szCs w:val="28"/>
         </w:rPr>
-        <w:t>时不直接调</w:t>
-      </w:r>
-      <w:r>
-        <w:rPr>
-          <w:rFonts w:ascii="Times New Roman" w:hAnsi="Times New Roman"/>
-          <w:sz w:val="28"/>
-          <w:szCs w:val="28"/>
-        </w:rPr>
-        <w:lastRenderedPageBreak/>
-        <w:t>用静态评估，而进入静态搜索，继续搜索吃子等战术着法，以缓解水平线效应。</w:t>
+        <w:t>时不直接调用静态评估，而进入静态搜索，继续搜索吃子等战术着法，以缓解水平线效应。</w:t>
       </w:r>
     </w:p>
     <w:p>
@@ -12649,7 +12615,16 @@
           <w:sz w:val="28"/>
           <w:szCs w:val="28"/>
         </w:rPr>
-        <w:t>中输出非法值、程序能够正常运行，但是程序的棋力性能极其差劲，即程序着棋时输出大量极其低劣的棋步。为了解决上面的问题，我们在程序中加入了大量的断言和异常捕获，增强程序的健壮性，并且能够在程序异常时定位程序错误的原因和位置；并在主程序中加入了输出到</w:t>
+        <w:t>中输出非法值、程序能够正常运行，但是程序的棋力性能极其差劲，即程序着棋时输出大量极其低劣的棋步。为了解决上面的问题，我们在程序中加入了大量的断</w:t>
+      </w:r>
+      <w:r>
+        <w:rPr>
+          <w:rFonts w:ascii="Times New Roman" w:hAnsi="Times New Roman" w:hint="eastAsia"/>
+          <w:sz w:val="28"/>
+          <w:szCs w:val="28"/>
+        </w:rPr>
+        <w:lastRenderedPageBreak/>
+        <w:t>言和异常捕获，增强程序的健壮性，并且能够在程序异常时定位程序错误的原因和位置；并在主程序中加入了输出到</w:t>
       </w:r>
       <w:r>
         <w:rPr>
@@ -12665,8 +12640,587 @@
           <w:sz w:val="28"/>
           <w:szCs w:val="28"/>
         </w:rPr>
-        <w:t>平台上用于</w:t>
-      </w:r>
+        <w:t>平台上用于调试、展现当前程序所计算出各个棋步详细信息</w:t>
+      </w:r>
+      <w:r>
+        <w:rPr>
+          <w:rFonts w:ascii="Times New Roman" w:hAnsi="Times New Roman" w:hint="eastAsia"/>
+          <w:sz w:val="28"/>
+          <w:szCs w:val="28"/>
+        </w:rPr>
+        <w:t>(</w:t>
+      </w:r>
+      <w:r>
+        <w:rPr>
+          <w:rFonts w:ascii="Times New Roman" w:hAnsi="Times New Roman" w:hint="eastAsia"/>
+          <w:sz w:val="28"/>
+          <w:szCs w:val="28"/>
+        </w:rPr>
+        <w:t>得分、着法数、着法分类</w:t>
+      </w:r>
+      <w:r>
+        <w:rPr>
+          <w:rFonts w:ascii="Times New Roman" w:hAnsi="Times New Roman"/>
+          <w:sz w:val="28"/>
+          <w:szCs w:val="28"/>
+        </w:rPr>
+        <w:t>)</w:t>
+      </w:r>
+      <w:r>
+        <w:rPr>
+          <w:rFonts w:ascii="Times New Roman" w:hAnsi="Times New Roman" w:hint="eastAsia"/>
+          <w:sz w:val="28"/>
+          <w:szCs w:val="28"/>
+        </w:rPr>
+        <w:t>的</w:t>
+      </w:r>
+      <w:r>
+        <w:rPr>
+          <w:rFonts w:ascii="Times New Roman" w:hAnsi="Times New Roman" w:hint="eastAsia"/>
+          <w:sz w:val="28"/>
+          <w:szCs w:val="28"/>
+        </w:rPr>
+        <w:t>Json</w:t>
+      </w:r>
+      <w:r>
+        <w:rPr>
+          <w:rFonts w:ascii="Times New Roman" w:hAnsi="Times New Roman" w:hint="eastAsia"/>
+          <w:sz w:val="28"/>
+          <w:szCs w:val="28"/>
+        </w:rPr>
+        <w:t>，以便于我们进行进一步调试。此外，我们在部分调试修改的过程中使用了</w:t>
+      </w:r>
+      <w:r>
+        <w:rPr>
+          <w:rFonts w:ascii="Times New Roman" w:hAnsi="Times New Roman" w:hint="eastAsia"/>
+          <w:sz w:val="28"/>
+          <w:szCs w:val="28"/>
+        </w:rPr>
+        <w:t>AI</w:t>
+      </w:r>
+      <w:r>
+        <w:rPr>
+          <w:rFonts w:ascii="Times New Roman" w:hAnsi="Times New Roman" w:hint="eastAsia"/>
+          <w:sz w:val="28"/>
+          <w:szCs w:val="28"/>
+        </w:rPr>
+        <w:t>辅助，在此基础上进一步纠错审查。</w:t>
+      </w:r>
+    </w:p>
+    <w:p>
+      <w:pPr>
+        <w:rPr>
+          <w:rFonts w:ascii="Times New Roman" w:hAnsi="Times New Roman"/>
+          <w:sz w:val="28"/>
+          <w:szCs w:val="28"/>
+        </w:rPr>
+      </w:pPr>
+      <w:r>
+        <w:rPr>
+          <w:rFonts w:ascii="Times New Roman" w:hAnsi="Times New Roman"/>
+          <w:sz w:val="28"/>
+          <w:szCs w:val="28"/>
+        </w:rPr>
+        <w:t>4</w:t>
+      </w:r>
+      <w:r>
+        <w:rPr>
+          <w:rFonts w:ascii="Times New Roman" w:hAnsi="Times New Roman" w:hint="eastAsia"/>
+          <w:sz w:val="28"/>
+          <w:szCs w:val="28"/>
+        </w:rPr>
+        <w:t>.1</w:t>
+      </w:r>
+      <w:r>
+        <w:rPr>
+          <w:rFonts w:ascii="Times New Roman" w:hAnsi="Times New Roman"/>
+          <w:sz w:val="28"/>
+          <w:szCs w:val="28"/>
+        </w:rPr>
+        <w:t xml:space="preserve">.4 </w:t>
+      </w:r>
+      <w:r>
+        <w:rPr>
+          <w:rFonts w:ascii="Times New Roman" w:hAnsi="Times New Roman" w:hint="eastAsia"/>
+          <w:sz w:val="28"/>
+          <w:szCs w:val="28"/>
+        </w:rPr>
+        <w:t>数据结构</w:t>
+      </w:r>
+      <w:r>
+        <w:rPr>
+          <w:rFonts w:ascii="Times New Roman" w:hAnsi="Times New Roman" w:hint="eastAsia"/>
+          <w:sz w:val="28"/>
+          <w:szCs w:val="28"/>
+        </w:rPr>
+        <w:t>问题</w:t>
+      </w:r>
+    </w:p>
+    <w:p>
+      <w:pPr>
+        <w:ind w:firstLine="570"/>
+        <w:rPr>
+          <w:rFonts w:ascii="Times New Roman" w:hAnsi="Times New Roman"/>
+          <w:sz w:val="28"/>
+          <w:szCs w:val="28"/>
+        </w:rPr>
+      </w:pPr>
+      <w:r>
+        <w:rPr>
+          <w:rFonts w:ascii="Times New Roman" w:hAnsi="Times New Roman" w:hint="eastAsia"/>
+          <w:sz w:val="28"/>
+          <w:szCs w:val="28"/>
+        </w:rPr>
+        <w:t>“程序</w:t>
+      </w:r>
+      <w:r>
+        <w:rPr>
+          <w:rFonts w:ascii="Times New Roman" w:hAnsi="Times New Roman" w:hint="eastAsia"/>
+          <w:sz w:val="28"/>
+          <w:szCs w:val="28"/>
+        </w:rPr>
+        <w:t xml:space="preserve"> </w:t>
+      </w:r>
+      <w:r>
+        <w:rPr>
+          <w:rFonts w:ascii="Times New Roman" w:hAnsi="Times New Roman"/>
+          <w:sz w:val="28"/>
+          <w:szCs w:val="28"/>
+        </w:rPr>
+        <w:t xml:space="preserve">= </w:t>
+      </w:r>
+      <w:r>
+        <w:rPr>
+          <w:rFonts w:ascii="Times New Roman" w:hAnsi="Times New Roman" w:hint="eastAsia"/>
+          <w:sz w:val="28"/>
+          <w:szCs w:val="28"/>
+        </w:rPr>
+        <w:t>算法</w:t>
+      </w:r>
+      <w:r>
+        <w:rPr>
+          <w:rFonts w:ascii="Times New Roman" w:hAnsi="Times New Roman" w:hint="eastAsia"/>
+          <w:sz w:val="28"/>
+          <w:szCs w:val="28"/>
+        </w:rPr>
+        <w:t xml:space="preserve"> </w:t>
+      </w:r>
+      <w:r>
+        <w:rPr>
+          <w:rFonts w:ascii="Times New Roman" w:hAnsi="Times New Roman"/>
+          <w:sz w:val="28"/>
+          <w:szCs w:val="28"/>
+        </w:rPr>
+        <w:t xml:space="preserve">+ </w:t>
+      </w:r>
+      <w:r>
+        <w:rPr>
+          <w:rFonts w:ascii="Times New Roman" w:hAnsi="Times New Roman" w:hint="eastAsia"/>
+          <w:sz w:val="28"/>
+          <w:szCs w:val="28"/>
+        </w:rPr>
+        <w:t>数据结构”，</w:t>
+      </w:r>
+      <w:r>
+        <w:rPr>
+          <w:rFonts w:ascii="Times New Roman" w:hAnsi="Times New Roman" w:hint="eastAsia"/>
+          <w:sz w:val="28"/>
+          <w:szCs w:val="28"/>
+        </w:rPr>
+        <w:t>Nikilaus</w:t>
+      </w:r>
+      <w:r>
+        <w:rPr>
+          <w:rFonts w:ascii="Times New Roman" w:hAnsi="Times New Roman"/>
+          <w:sz w:val="28"/>
+          <w:szCs w:val="28"/>
+        </w:rPr>
+        <w:t xml:space="preserve"> </w:t>
+      </w:r>
+      <w:r>
+        <w:rPr>
+          <w:rFonts w:ascii="Times New Roman" w:hAnsi="Times New Roman" w:hint="eastAsia"/>
+          <w:sz w:val="28"/>
+          <w:szCs w:val="28"/>
+        </w:rPr>
+        <w:t>Wirth</w:t>
+      </w:r>
+      <w:r>
+        <w:rPr>
+          <w:rFonts w:ascii="Times New Roman" w:hAnsi="Times New Roman" w:hint="eastAsia"/>
+          <w:sz w:val="28"/>
+          <w:szCs w:val="28"/>
+        </w:rPr>
+        <w:t>的名言指明，在程序构建中，数据结构同样起到举足轻重的作用。</w:t>
+      </w:r>
+      <w:r>
+        <w:rPr>
+          <w:rFonts w:ascii="Times New Roman" w:hAnsi="Times New Roman" w:hint="eastAsia"/>
+          <w:sz w:val="28"/>
+          <w:szCs w:val="28"/>
+        </w:rPr>
+        <w:t>那么，应该如何使用合理的数据结构？本程序又是如何使用数据结构的？</w:t>
+      </w:r>
+      <w:r>
+        <w:rPr>
+          <w:rFonts w:ascii="Times New Roman" w:hAnsi="Times New Roman" w:hint="eastAsia"/>
+          <w:sz w:val="28"/>
+          <w:szCs w:val="28"/>
+        </w:rPr>
+        <w:t>本程序使用哈希表、键值对</w:t>
+      </w:r>
+      <w:r>
+        <w:rPr>
+          <w:rFonts w:ascii="Times New Roman" w:hAnsi="Times New Roman" w:hint="eastAsia"/>
+          <w:sz w:val="28"/>
+          <w:szCs w:val="28"/>
+        </w:rPr>
+        <w:t>(</w:t>
+      </w:r>
+      <w:r>
+        <w:rPr>
+          <w:rFonts w:ascii="Times New Roman" w:hAnsi="Times New Roman"/>
+          <w:sz w:val="28"/>
+          <w:szCs w:val="28"/>
+        </w:rPr>
+        <w:t>C++ STL map</w:t>
+      </w:r>
+      <w:r>
+        <w:rPr>
+          <w:rFonts w:ascii="Times New Roman" w:hAnsi="Times New Roman"/>
+          <w:sz w:val="28"/>
+          <w:szCs w:val="28"/>
+        </w:rPr>
+        <w:t xml:space="preserve"> </w:t>
+      </w:r>
+      <w:r>
+        <w:rPr>
+          <w:rFonts w:ascii="Times New Roman" w:hAnsi="Times New Roman" w:hint="eastAsia"/>
+          <w:sz w:val="28"/>
+          <w:szCs w:val="28"/>
+        </w:rPr>
+        <w:t>字符到棋子的映射</w:t>
+      </w:r>
+      <w:r>
+        <w:rPr>
+          <w:rFonts w:ascii="Times New Roman" w:hAnsi="Times New Roman"/>
+          <w:sz w:val="28"/>
+          <w:szCs w:val="28"/>
+        </w:rPr>
+        <w:t>)</w:t>
+      </w:r>
+      <w:r>
+        <w:rPr>
+          <w:rFonts w:ascii="Times New Roman" w:hAnsi="Times New Roman" w:hint="eastAsia"/>
+          <w:sz w:val="28"/>
+          <w:szCs w:val="28"/>
+        </w:rPr>
+        <w:t>、队列</w:t>
+      </w:r>
+      <w:r>
+        <w:rPr>
+          <w:rFonts w:ascii="Times New Roman" w:hAnsi="Times New Roman"/>
+          <w:sz w:val="28"/>
+          <w:szCs w:val="28"/>
+        </w:rPr>
+        <w:t>(C++ STL vector</w:t>
+      </w:r>
+      <w:r>
+        <w:rPr>
+          <w:rFonts w:ascii="Times New Roman" w:hAnsi="Times New Roman" w:hint="eastAsia"/>
+          <w:sz w:val="28"/>
+          <w:szCs w:val="28"/>
+        </w:rPr>
+        <w:t>模拟</w:t>
+      </w:r>
+      <w:r>
+        <w:rPr>
+          <w:rFonts w:ascii="Times New Roman" w:hAnsi="Times New Roman" w:hint="eastAsia"/>
+          <w:sz w:val="28"/>
+          <w:szCs w:val="28"/>
+        </w:rPr>
+        <w:t>，如程序中着法排序形成的队列</w:t>
+      </w:r>
+      <w:r>
+        <w:rPr>
+          <w:rFonts w:ascii="Times New Roman" w:hAnsi="Times New Roman"/>
+          <w:sz w:val="28"/>
+          <w:szCs w:val="28"/>
+        </w:rPr>
+        <w:t>)</w:t>
+      </w:r>
+      <w:r>
+        <w:rPr>
+          <w:rFonts w:ascii="Times New Roman" w:hAnsi="Times New Roman" w:hint="eastAsia"/>
+          <w:sz w:val="28"/>
+          <w:szCs w:val="28"/>
+        </w:rPr>
+        <w:t>、栈</w:t>
+      </w:r>
+      <w:r>
+        <w:rPr>
+          <w:rFonts w:ascii="Times New Roman" w:hAnsi="Times New Roman" w:hint="eastAsia"/>
+          <w:sz w:val="28"/>
+          <w:szCs w:val="28"/>
+        </w:rPr>
+        <w:t>(</w:t>
+      </w:r>
+      <w:r>
+        <w:rPr>
+          <w:rFonts w:ascii="Times New Roman" w:hAnsi="Times New Roman"/>
+          <w:sz w:val="28"/>
+          <w:szCs w:val="28"/>
+        </w:rPr>
+        <w:t xml:space="preserve">C++ STL vector </w:t>
+      </w:r>
+      <w:r>
+        <w:rPr>
+          <w:rFonts w:ascii="Times New Roman" w:hAnsi="Times New Roman" w:hint="eastAsia"/>
+          <w:sz w:val="28"/>
+          <w:szCs w:val="28"/>
+        </w:rPr>
+        <w:t>模拟</w:t>
+      </w:r>
+      <w:r>
+        <w:rPr>
+          <w:rFonts w:ascii="Times New Roman" w:hAnsi="Times New Roman" w:hint="eastAsia"/>
+          <w:sz w:val="28"/>
+          <w:szCs w:val="28"/>
+        </w:rPr>
+        <w:t>，如程序中</w:t>
+      </w:r>
+      <w:r>
+        <w:rPr>
+          <w:rFonts w:ascii="Times New Roman" w:hAnsi="Times New Roman" w:hint="eastAsia"/>
+          <w:sz w:val="28"/>
+          <w:szCs w:val="28"/>
+        </w:rPr>
+        <w:t>state</w:t>
+      </w:r>
+      <w:r>
+        <w:rPr>
+          <w:rFonts w:ascii="Times New Roman" w:hAnsi="Times New Roman" w:hint="eastAsia"/>
+          <w:sz w:val="28"/>
+          <w:szCs w:val="28"/>
+        </w:rPr>
+        <w:t>模拟状态栈</w:t>
+      </w:r>
+      <w:r>
+        <w:rPr>
+          <w:rFonts w:ascii="Times New Roman" w:hAnsi="Times New Roman"/>
+          <w:sz w:val="28"/>
+          <w:szCs w:val="28"/>
+        </w:rPr>
+        <w:t>)</w:t>
+      </w:r>
+      <w:r>
+        <w:rPr>
+          <w:rFonts w:ascii="Times New Roman" w:hAnsi="Times New Roman" w:hint="eastAsia"/>
+          <w:sz w:val="28"/>
+          <w:szCs w:val="28"/>
+        </w:rPr>
+        <w:t>，这些结构既让算法易于实现，也提高了程序的性能。</w:t>
+      </w:r>
+    </w:p>
+    <w:p>
+      <w:pPr>
+        <w:ind w:firstLine="570"/>
+        <w:rPr>
+          <w:rFonts w:ascii="Times New Roman" w:hAnsi="Times New Roman"/>
+          <w:sz w:val="28"/>
+          <w:szCs w:val="28"/>
+        </w:rPr>
+      </w:pPr>
+      <w:r>
+        <w:rPr>
+          <w:rFonts w:ascii="Times New Roman" w:hAnsi="Times New Roman" w:hint="eastAsia"/>
+          <w:sz w:val="28"/>
+          <w:szCs w:val="28"/>
+        </w:rPr>
+        <w:t>另外，本程序大量使用引用</w:t>
+      </w:r>
+      <w:r>
+        <w:rPr>
+          <w:rFonts w:ascii="Times New Roman" w:hAnsi="Times New Roman" w:hint="eastAsia"/>
+          <w:sz w:val="28"/>
+          <w:szCs w:val="28"/>
+        </w:rPr>
+        <w:t>/</w:t>
+      </w:r>
+      <w:r>
+        <w:rPr>
+          <w:rFonts w:ascii="Times New Roman" w:hAnsi="Times New Roman" w:hint="eastAsia"/>
+          <w:sz w:val="28"/>
+          <w:szCs w:val="28"/>
+        </w:rPr>
+        <w:t>指针传递形参，在数据结构上避免了大量无用的内存拷贝开销。在构建、遍历“搜素树”时，本程序将着法作为向下搜素的边，</w:t>
+      </w:r>
+      <w:r>
+        <w:rPr>
+          <w:rFonts w:ascii="Times New Roman" w:hAnsi="Times New Roman" w:hint="eastAsia"/>
+          <w:sz w:val="28"/>
+          <w:szCs w:val="28"/>
+        </w:rPr>
+        <w:t>(</w:t>
+      </w:r>
+      <w:r>
+        <w:rPr>
+          <w:rFonts w:ascii="Times New Roman" w:hAnsi="Times New Roman" w:hint="eastAsia"/>
+          <w:sz w:val="28"/>
+          <w:szCs w:val="28"/>
+        </w:rPr>
+        <w:t>相应的，每次回溯时</w:t>
+      </w:r>
+      <w:r>
+        <w:rPr>
+          <w:rFonts w:ascii="Times New Roman" w:hAnsi="Times New Roman" w:hint="eastAsia"/>
+          <w:sz w:val="28"/>
+          <w:szCs w:val="28"/>
+        </w:rPr>
+        <w:t>作为向上返回的反向边</w:t>
+      </w:r>
+      <w:r>
+        <w:rPr>
+          <w:rFonts w:ascii="Times New Roman" w:hAnsi="Times New Roman"/>
+          <w:sz w:val="28"/>
+          <w:szCs w:val="28"/>
+        </w:rPr>
+        <w:t>)</w:t>
+      </w:r>
+      <w:r>
+        <w:rPr>
+          <w:rFonts w:ascii="Times New Roman" w:hAnsi="Times New Roman" w:hint="eastAsia"/>
+          <w:sz w:val="28"/>
+          <w:szCs w:val="28"/>
+        </w:rPr>
+        <w:t>，</w:t>
+      </w:r>
+    </w:p>
+    <w:p>
+      <w:pPr>
+        <w:rPr>
+          <w:rFonts w:ascii="Times New Roman" w:hAnsi="Times New Roman"/>
+          <w:sz w:val="28"/>
+          <w:szCs w:val="28"/>
+        </w:rPr>
+      </w:pPr>
+      <w:r>
+        <w:rPr>
+          <w:rFonts w:ascii="Times New Roman" w:hAnsi="Times New Roman" w:hint="eastAsia"/>
+          <w:sz w:val="28"/>
+          <w:szCs w:val="28"/>
+        </w:rPr>
+        <w:t>在单例棋盘状态类的状态栈中运行某一着法和撤销某一着法，使得程序开销极低，不需要每次存储当前棋盘状态造成额外开销。</w:t>
+      </w:r>
+    </w:p>
+    <w:p>
+      <w:pPr>
+        <w:rPr>
+          <w:rFonts w:ascii="Times New Roman" w:hAnsi="Times New Roman"/>
+          <w:sz w:val="28"/>
+          <w:szCs w:val="28"/>
+        </w:rPr>
+      </w:pPr>
+      <w:r>
+        <w:rPr>
+          <w:rFonts w:ascii="Times New Roman" w:hAnsi="Times New Roman"/>
+          <w:sz w:val="28"/>
+          <w:szCs w:val="28"/>
+        </w:rPr>
+        <w:t>4.1.</w:t>
+      </w:r>
+      <w:r>
+        <w:rPr>
+          <w:rFonts w:ascii="Times New Roman" w:hAnsi="Times New Roman" w:hint="eastAsia"/>
+          <w:sz w:val="28"/>
+          <w:szCs w:val="28"/>
+        </w:rPr>
+        <w:t>5</w:t>
+      </w:r>
+      <w:r>
+        <w:rPr>
+          <w:rFonts w:ascii="Times New Roman" w:hAnsi="Times New Roman"/>
+          <w:sz w:val="28"/>
+          <w:szCs w:val="28"/>
+        </w:rPr>
+        <w:t xml:space="preserve"> </w:t>
+      </w:r>
+      <w:r>
+        <w:rPr>
+          <w:rFonts w:ascii="Times New Roman" w:hAnsi="Times New Roman" w:hint="eastAsia"/>
+          <w:sz w:val="28"/>
+          <w:szCs w:val="28"/>
+        </w:rPr>
+        <w:t>项目协作构建问题</w:t>
+      </w:r>
+    </w:p>
+    <w:p>
+      <w:pPr>
+        <w:ind w:firstLine="570"/>
+        <w:rPr>
+          <w:rFonts w:ascii="Times New Roman" w:hAnsi="Times New Roman"/>
+          <w:sz w:val="28"/>
+          <w:szCs w:val="28"/>
+        </w:rPr>
+      </w:pPr>
+      <w:r>
+        <w:rPr>
+          <w:rFonts w:ascii="Times New Roman" w:hAnsi="Times New Roman" w:hint="eastAsia"/>
+          <w:sz w:val="28"/>
+          <w:szCs w:val="28"/>
+        </w:rPr>
+        <w:t>在编写项目的过程中，</w:t>
+      </w:r>
+      <w:r>
+        <w:rPr>
+          <w:rFonts w:ascii="Times New Roman" w:hAnsi="Times New Roman" w:hint="eastAsia"/>
+          <w:sz w:val="28"/>
+          <w:szCs w:val="28"/>
+        </w:rPr>
+        <w:t>如何协调进度？如何对同一工作区内的相同文件进行修改和版本管理？我们使用了</w:t>
+      </w:r>
+      <w:r>
+        <w:rPr>
+          <w:rFonts w:ascii="Times New Roman" w:hAnsi="Times New Roman" w:hint="eastAsia"/>
+          <w:sz w:val="28"/>
+          <w:szCs w:val="28"/>
+        </w:rPr>
+        <w:t>Vscode</w:t>
+      </w:r>
+      <w:r>
+        <w:rPr>
+          <w:rFonts w:ascii="Times New Roman" w:hAnsi="Times New Roman"/>
+          <w:sz w:val="28"/>
+          <w:szCs w:val="28"/>
+        </w:rPr>
+        <w:t xml:space="preserve"> + </w:t>
+      </w:r>
+      <w:r>
+        <w:rPr>
+          <w:rFonts w:ascii="Times New Roman" w:hAnsi="Times New Roman" w:hint="eastAsia"/>
+          <w:sz w:val="28"/>
+          <w:szCs w:val="28"/>
+        </w:rPr>
+        <w:t>GitHub</w:t>
+      </w:r>
+      <w:r>
+        <w:rPr>
+          <w:rFonts w:ascii="Times New Roman" w:hAnsi="Times New Roman" w:hint="eastAsia"/>
+          <w:sz w:val="28"/>
+          <w:szCs w:val="28"/>
+        </w:rPr>
+        <w:t>代码托管的形式，从而同步推进工作流。</w:t>
+      </w:r>
+    </w:p>
+    <w:p>
+      <w:pPr>
+        <w:ind w:firstLine="570"/>
+        <w:rPr>
+          <w:rFonts w:ascii="Times New Roman" w:hAnsi="Times New Roman"/>
+          <w:sz w:val="28"/>
+          <w:szCs w:val="28"/>
+        </w:rPr>
+      </w:pPr>
       <w:r>
         <w:rPr>
           <w:rFonts w:ascii="Times New Roman" w:hAnsi="Times New Roman" w:hint="eastAsia"/>
@@ -12674,121 +13228,495 @@
           <w:szCs w:val="28"/>
         </w:rPr>
         <w:lastRenderedPageBreak/>
-        <w:t>调试、展现当前程序所计算出各个棋步详细信息</w:t>
-      </w:r>
-      <w:r>
-        <w:rPr>
-          <w:rFonts w:ascii="Times New Roman" w:hAnsi="Times New Roman" w:hint="eastAsia"/>
-          <w:sz w:val="28"/>
-          <w:szCs w:val="28"/>
-        </w:rPr>
-        <w:t>(</w:t>
-      </w:r>
-      <w:r>
-        <w:rPr>
-          <w:rFonts w:ascii="Times New Roman" w:hAnsi="Times New Roman" w:hint="eastAsia"/>
-          <w:sz w:val="28"/>
-          <w:szCs w:val="28"/>
-        </w:rPr>
-        <w:t>得分、着法数、着法分类</w:t>
-      </w:r>
-      <w:r>
-        <w:rPr>
-          <w:rFonts w:ascii="Times New Roman" w:hAnsi="Times New Roman"/>
-          <w:sz w:val="28"/>
-          <w:szCs w:val="28"/>
-        </w:rPr>
-        <w:t>)</w:t>
-      </w:r>
-      <w:r>
-        <w:rPr>
-          <w:rFonts w:ascii="Times New Roman" w:hAnsi="Times New Roman" w:hint="eastAsia"/>
-          <w:sz w:val="28"/>
-          <w:szCs w:val="28"/>
-        </w:rPr>
-        <w:t>的</w:t>
-      </w:r>
-      <w:r>
-        <w:rPr>
-          <w:rFonts w:ascii="Times New Roman" w:hAnsi="Times New Roman" w:hint="eastAsia"/>
-          <w:sz w:val="28"/>
-          <w:szCs w:val="28"/>
-        </w:rPr>
-        <w:t>Json</w:t>
-      </w:r>
-      <w:r>
-        <w:rPr>
-          <w:rFonts w:ascii="Times New Roman" w:hAnsi="Times New Roman" w:hint="eastAsia"/>
-          <w:sz w:val="28"/>
-          <w:szCs w:val="28"/>
-        </w:rPr>
-        <w:t>，以便于我们进行进一步调试。此外，我们在部分调试修改的过程中使用了</w:t>
-      </w:r>
-      <w:r>
-        <w:rPr>
-          <w:rFonts w:ascii="Times New Roman" w:hAnsi="Times New Roman" w:hint="eastAsia"/>
-          <w:sz w:val="28"/>
-          <w:szCs w:val="28"/>
-        </w:rPr>
-        <w:t>AI</w:t>
-      </w:r>
-      <w:r>
-        <w:rPr>
-          <w:rFonts w:ascii="Times New Roman" w:hAnsi="Times New Roman" w:hint="eastAsia"/>
-          <w:sz w:val="28"/>
-          <w:szCs w:val="28"/>
-        </w:rPr>
-        <w:t>辅助，在此基础上进一步纠错审查。</w:t>
-      </w:r>
-    </w:p>
-    <w:p>
-      <w:pPr>
-        <w:rPr>
-          <w:rFonts w:ascii="Times New Roman" w:hAnsi="Times New Roman"/>
-          <w:sz w:val="28"/>
-          <w:szCs w:val="28"/>
-        </w:rPr>
-      </w:pPr>
-      <w:r>
-        <w:rPr>
-          <w:rFonts w:ascii="Times New Roman" w:hAnsi="Times New Roman"/>
-          <w:sz w:val="28"/>
-          <w:szCs w:val="28"/>
+        <w:t>并且，在构建整个项目的全部过程中，我们在线下多次交流和研讨，团结协作，解决了诸多问题。可以说，没有良好的协作与开发模式，就没有如今性能和表现良好的项目。</w:t>
+      </w:r>
+    </w:p>
+    <w:p>
+      <w:pPr>
+        <w:rPr>
+          <w:rFonts w:ascii="Times New Roman" w:hAnsi="Times New Roman"/>
+          <w:sz w:val="28"/>
+          <w:szCs w:val="28"/>
+        </w:rPr>
+      </w:pPr>
+    </w:p>
+    <w:p>
+      <w:pPr>
+        <w:rPr>
+          <w:rFonts w:ascii="Times New Roman" w:hAnsi="Times New Roman"/>
+          <w:sz w:val="28"/>
+          <w:szCs w:val="28"/>
+        </w:rPr>
+      </w:pPr>
+    </w:p>
+    <w:p>
+      <w:pPr>
+        <w:pStyle w:val="2"/>
+        <w:numPr>
+          <w:ilvl w:val="0"/>
+          <w:numId w:val="0"/>
+        </w:numPr>
+      </w:pPr>
+      <w:r>
+        <w:rPr>
+          <w:rFonts w:hint="eastAsia"/>
         </w:rPr>
         <w:t>4</w:t>
       </w:r>
       <w:r>
-        <w:rPr>
-          <w:rFonts w:ascii="Times New Roman" w:hAnsi="Times New Roman" w:hint="eastAsia"/>
-          <w:sz w:val="28"/>
-          <w:szCs w:val="28"/>
-        </w:rPr>
-        <w:t>.1</w:t>
-      </w:r>
-      <w:r>
-        <w:rPr>
-          <w:rFonts w:ascii="Times New Roman" w:hAnsi="Times New Roman"/>
-          <w:sz w:val="28"/>
-          <w:szCs w:val="28"/>
-        </w:rPr>
-        <w:t xml:space="preserve">.4 </w:t>
-      </w:r>
-      <w:r>
-        <w:rPr>
-          <w:rFonts w:ascii="Times New Roman" w:hAnsi="Times New Roman" w:hint="eastAsia"/>
-          <w:sz w:val="28"/>
-          <w:szCs w:val="28"/>
-        </w:rPr>
-        <w:t>数据结构</w:t>
-      </w:r>
-      <w:r>
-        <w:rPr>
-          <w:rFonts w:ascii="Times New Roman" w:hAnsi="Times New Roman" w:hint="eastAsia"/>
-          <w:sz w:val="28"/>
-          <w:szCs w:val="28"/>
-        </w:rPr>
-        <w:t>问题</w:t>
-      </w:r>
+        <w:t xml:space="preserve">.2 </w:t>
+      </w:r>
+      <w:r>
+        <w:rPr>
+          <w:rFonts w:hint="eastAsia"/>
+        </w:rPr>
+        <w:t>对本程序的评价与反思</w:t>
+      </w:r>
+    </w:p>
+    <w:p>
+      <w:pPr>
+        <w:ind w:firstLineChars="200" w:firstLine="560"/>
+        <w:rPr>
+          <w:rFonts w:ascii="Times New Roman" w:hAnsi="Times New Roman"/>
+          <w:sz w:val="28"/>
+          <w:szCs w:val="28"/>
+        </w:rPr>
+      </w:pPr>
+      <w:r>
+        <w:rPr>
+          <w:rFonts w:ascii="Times New Roman" w:hAnsi="Times New Roman"/>
+          <w:sz w:val="28"/>
+          <w:szCs w:val="28"/>
+        </w:rPr>
+        <w:t>本程序整体上已经形成了较为完整的中国象棋博弈</w:t>
+      </w:r>
+      <w:r>
+        <w:rPr>
+          <w:rFonts w:ascii="Times New Roman" w:hAnsi="Times New Roman"/>
+          <w:sz w:val="28"/>
+          <w:szCs w:val="28"/>
+        </w:rPr>
+        <w:t xml:space="preserve"> AI </w:t>
+      </w:r>
+      <w:r>
+        <w:rPr>
+          <w:rFonts w:ascii="Times New Roman" w:hAnsi="Times New Roman"/>
+          <w:sz w:val="28"/>
+          <w:szCs w:val="28"/>
+        </w:rPr>
+        <w:t>框架，能够将</w:t>
+      </w:r>
+      <w:r>
+        <w:rPr>
+          <w:rFonts w:ascii="Times New Roman" w:hAnsi="Times New Roman"/>
+          <w:sz w:val="28"/>
+          <w:szCs w:val="28"/>
+        </w:rPr>
+        <w:t xml:space="preserve"> Botzone </w:t>
+      </w:r>
+      <w:r>
+        <w:rPr>
+          <w:rFonts w:ascii="Times New Roman" w:hAnsi="Times New Roman"/>
+          <w:sz w:val="28"/>
+          <w:szCs w:val="28"/>
+        </w:rPr>
+        <w:t>平台输入的历史走法恢复为当前棋局，再通过合法着法生成、局面价值评估、博弈树搜索和最优着法筛选完成自动走棋决策。程序的优点在于结构分层比较清晰：</w:t>
+      </w:r>
+      <w:r>
+        <w:rPr>
+          <w:rFonts w:ascii="Times New Roman" w:hAnsi="Times New Roman"/>
+          <w:sz w:val="28"/>
+          <w:szCs w:val="28"/>
+        </w:rPr>
+        <w:t xml:space="preserve">Chess </w:t>
+      </w:r>
+      <w:r>
+        <w:rPr>
+          <w:rFonts w:ascii="Times New Roman" w:hAnsi="Times New Roman"/>
+          <w:sz w:val="28"/>
+          <w:szCs w:val="28"/>
+        </w:rPr>
+        <w:t>类负责棋盘状态、规则判断、合法着法生成和落子回溯；</w:t>
+      </w:r>
+      <w:r>
+        <w:rPr>
+          <w:rFonts w:ascii="Times New Roman" w:hAnsi="Times New Roman"/>
+          <w:sz w:val="28"/>
+          <w:szCs w:val="28"/>
+        </w:rPr>
+        <w:t xml:space="preserve">EvalRecord </w:t>
+      </w:r>
+      <w:r>
+        <w:rPr>
+          <w:rFonts w:ascii="Times New Roman" w:hAnsi="Times New Roman"/>
+          <w:sz w:val="28"/>
+          <w:szCs w:val="28"/>
+        </w:rPr>
+        <w:t>类集中完成中残局阶段权重、静态局面评估、动态控制力评估、特殊棋型惩罚和着法初步评分；</w:t>
+      </w:r>
+      <w:r>
+        <w:rPr>
+          <w:rFonts w:ascii="Times New Roman" w:hAnsi="Times New Roman"/>
+          <w:sz w:val="28"/>
+          <w:szCs w:val="28"/>
+        </w:rPr>
+        <w:t xml:space="preserve">ChessAI </w:t>
+      </w:r>
+      <w:r>
+        <w:rPr>
+          <w:rFonts w:ascii="Times New Roman" w:hAnsi="Times New Roman"/>
+          <w:sz w:val="28"/>
+          <w:szCs w:val="28"/>
+        </w:rPr>
+        <w:t>类则负责</w:t>
+      </w:r>
+      <w:r>
+        <w:rPr>
+          <w:rFonts w:ascii="Times New Roman" w:hAnsi="Times New Roman"/>
+          <w:sz w:val="28"/>
+          <w:szCs w:val="28"/>
+        </w:rPr>
+        <w:t xml:space="preserve"> PVS</w:t>
+      </w:r>
+      <w:r>
+        <w:rPr>
+          <w:rFonts w:ascii="Times New Roman" w:hAnsi="Times New Roman"/>
+          <w:sz w:val="28"/>
+          <w:szCs w:val="28"/>
+        </w:rPr>
+        <w:t>、</w:t>
+      </w:r>
+      <w:r>
+        <w:rPr>
+          <w:rFonts w:ascii="Times New Roman" w:hAnsi="Times New Roman"/>
+          <w:sz w:val="28"/>
+          <w:szCs w:val="28"/>
+        </w:rPr>
+        <w:t>Alpha-Beta</w:t>
+      </w:r>
+      <w:r>
+        <w:rPr>
+          <w:rFonts w:ascii="Times New Roman" w:hAnsi="Times New Roman"/>
+          <w:sz w:val="28"/>
+          <w:szCs w:val="28"/>
+        </w:rPr>
+        <w:t>、置换表、静态搜索、空步裁剪、</w:t>
+      </w:r>
+      <w:r>
+        <w:rPr>
+          <w:rFonts w:ascii="Times New Roman" w:hAnsi="Times New Roman"/>
+          <w:sz w:val="28"/>
+          <w:szCs w:val="28"/>
+        </w:rPr>
+        <w:t>LMR</w:t>
+      </w:r>
+      <w:r>
+        <w:rPr>
+          <w:rFonts w:ascii="Times New Roman" w:hAnsi="Times New Roman"/>
+          <w:sz w:val="28"/>
+          <w:szCs w:val="28"/>
+        </w:rPr>
+        <w:t>、杀手着法、迭代加深和时间控制等搜索优化。这种设计使程序不仅能依靠子力价值判断局面，还能进一步考虑棋子位置、控制力、攻防关系、受威胁状态和特殊危险棋型，因此相比简单的随机走棋或纯子力评估程序，具有更强的实战针对性和更高的搜索效率。尤其是开局库、</w:t>
+      </w:r>
+      <w:r>
+        <w:rPr>
+          <w:rFonts w:ascii="Times New Roman" w:hAnsi="Times New Roman"/>
+          <w:sz w:val="28"/>
+          <w:szCs w:val="28"/>
+        </w:rPr>
+        <w:t>Zobrist Hash</w:t>
+      </w:r>
+      <w:r>
+        <w:rPr>
+          <w:rFonts w:ascii="Times New Roman" w:hAnsi="Times New Roman"/>
+          <w:sz w:val="28"/>
+          <w:szCs w:val="28"/>
+        </w:rPr>
+        <w:t>、</w:t>
+      </w:r>
+      <w:r>
+        <w:rPr>
+          <w:rFonts w:ascii="Times New Roman" w:hAnsi="Times New Roman"/>
+          <w:sz w:val="28"/>
+          <w:szCs w:val="28"/>
+        </w:rPr>
+        <w:t>Transposition Table</w:t>
+      </w:r>
+      <w:r>
+        <w:rPr>
+          <w:rFonts w:ascii="Times New Roman" w:hAnsi="Times New Roman"/>
+          <w:sz w:val="28"/>
+          <w:szCs w:val="28"/>
+        </w:rPr>
+        <w:t>、</w:t>
+      </w:r>
+      <w:r>
+        <w:rPr>
+          <w:rFonts w:ascii="Times New Roman" w:hAnsi="Times New Roman"/>
+          <w:sz w:val="28"/>
+          <w:szCs w:val="28"/>
+        </w:rPr>
+        <w:t>Fail-Soft PVS</w:t>
+      </w:r>
+      <w:r>
+        <w:rPr>
+          <w:rFonts w:ascii="Times New Roman" w:hAnsi="Times New Roman"/>
+          <w:sz w:val="28"/>
+          <w:szCs w:val="28"/>
+        </w:rPr>
+        <w:t>、</w:t>
+      </w:r>
+      <w:r>
+        <w:rPr>
+          <w:rFonts w:ascii="Times New Roman" w:hAnsi="Times New Roman"/>
+          <w:sz w:val="28"/>
+          <w:szCs w:val="28"/>
+        </w:rPr>
+        <w:t xml:space="preserve">Quiescence Search </w:t>
+      </w:r>
+      <w:r>
+        <w:rPr>
+          <w:rFonts w:ascii="Times New Roman" w:hAnsi="Times New Roman"/>
+          <w:sz w:val="28"/>
+          <w:szCs w:val="28"/>
+        </w:rPr>
+        <w:t>等技术的加入，使程序能够在</w:t>
+      </w:r>
+      <w:r>
+        <w:rPr>
+          <w:rFonts w:ascii="Times New Roman" w:hAnsi="Times New Roman"/>
+          <w:sz w:val="28"/>
+          <w:szCs w:val="28"/>
+        </w:rPr>
+        <w:t xml:space="preserve"> Botzone </w:t>
+      </w:r>
+      <w:r>
+        <w:rPr>
+          <w:rFonts w:ascii="Times New Roman" w:hAnsi="Times New Roman"/>
+          <w:sz w:val="28"/>
+          <w:szCs w:val="28"/>
+        </w:rPr>
+        <w:t>有限时间内尽可能减少重复搜索、降低无效分支数量，并提高候选着法排序质量，从而更快找到较优走法。</w:t>
+      </w:r>
+    </w:p>
+    <w:p>
+      <w:pPr>
+        <w:ind w:firstLineChars="200" w:firstLine="560"/>
+        <w:rPr>
+          <w:rFonts w:ascii="Times New Roman" w:hAnsi="Times New Roman"/>
+          <w:sz w:val="28"/>
+          <w:szCs w:val="28"/>
+        </w:rPr>
+      </w:pPr>
+      <w:r>
+        <w:rPr>
+          <w:rFonts w:ascii="Times New Roman" w:hAnsi="Times New Roman"/>
+          <w:sz w:val="28"/>
+          <w:szCs w:val="28"/>
+        </w:rPr>
+        <w:lastRenderedPageBreak/>
+        <w:t>与此同时，程序也存在一些不足和可以改进的地方。首先，评价函数虽然已经综合了多种因素，但各项权重、棋子位置表、动态控制力奖励和特殊棋型惩罚仍主要依赖人工经验调参，</w:t>
+      </w:r>
+      <w:r>
+        <w:rPr>
+          <w:rFonts w:ascii="Times New Roman" w:hAnsi="Times New Roman" w:hint="eastAsia"/>
+          <w:sz w:val="28"/>
+          <w:szCs w:val="28"/>
+        </w:rPr>
+        <w:t>这些参数</w:t>
+      </w:r>
+      <w:r>
+        <w:rPr>
+          <w:rFonts w:ascii="Times New Roman" w:hAnsi="Times New Roman" w:hint="eastAsia"/>
+          <w:sz w:val="28"/>
+          <w:szCs w:val="28"/>
+        </w:rPr>
+        <w:t>部分</w:t>
+      </w:r>
+      <w:r>
+        <w:rPr>
+          <w:rFonts w:ascii="Times New Roman" w:hAnsi="Times New Roman" w:hint="eastAsia"/>
+          <w:sz w:val="28"/>
+          <w:szCs w:val="28"/>
+        </w:rPr>
+        <w:t>来源于</w:t>
+      </w:r>
+      <w:r>
+        <w:rPr>
+          <w:rFonts w:ascii="Times New Roman" w:hAnsi="Times New Roman" w:hint="eastAsia"/>
+          <w:sz w:val="28"/>
+          <w:szCs w:val="28"/>
+        </w:rPr>
+        <w:t>人为调整和预测、部分来自于公开的学术资源，但是这</w:t>
+      </w:r>
+      <w:r>
+        <w:rPr>
+          <w:rFonts w:ascii="Times New Roman" w:hAnsi="Times New Roman"/>
+          <w:sz w:val="28"/>
+          <w:szCs w:val="28"/>
+        </w:rPr>
+        <w:t>缺少大量对局数据或自动化调参结果支撑，</w:t>
+      </w:r>
+      <w:r>
+        <w:rPr>
+          <w:rFonts w:ascii="Times New Roman" w:hAnsi="Times New Roman" w:hint="eastAsia"/>
+          <w:sz w:val="28"/>
+          <w:szCs w:val="28"/>
+        </w:rPr>
+        <w:t>并且某些数据已经“过时”了，</w:t>
+      </w:r>
+      <w:r>
+        <w:rPr>
+          <w:rFonts w:ascii="Times New Roman" w:hAnsi="Times New Roman"/>
+          <w:sz w:val="28"/>
+          <w:szCs w:val="28"/>
+        </w:rPr>
+        <w:t>因此在不同局面下可能出现过度重视某类特征或低估长期战略价值的问题。</w:t>
+      </w:r>
+      <w:r>
+        <w:rPr>
+          <w:rFonts w:ascii="Times New Roman" w:hAnsi="Times New Roman" w:hint="eastAsia"/>
+          <w:sz w:val="28"/>
+          <w:szCs w:val="28"/>
+        </w:rPr>
+        <w:t>具体表现为：程序的防守</w:t>
+      </w:r>
+      <w:r>
+        <w:rPr>
+          <w:rFonts w:ascii="Times New Roman" w:hAnsi="Times New Roman" w:hint="eastAsia"/>
+          <w:sz w:val="28"/>
+          <w:szCs w:val="28"/>
+        </w:rPr>
+        <w:t>/</w:t>
+      </w:r>
+      <w:r>
+        <w:rPr>
+          <w:rFonts w:ascii="Times New Roman" w:hAnsi="Times New Roman" w:hint="eastAsia"/>
+          <w:sz w:val="28"/>
+          <w:szCs w:val="28"/>
+        </w:rPr>
+        <w:t>进攻倾向更加显著、对某些潜在风险并不敏感，或者对某种风险过于敏感。</w:t>
+      </w:r>
+    </w:p>
+    <w:p>
+      <w:pPr>
+        <w:ind w:firstLineChars="200" w:firstLine="560"/>
+        <w:rPr>
+          <w:rFonts w:ascii="Times New Roman" w:hAnsi="Times New Roman"/>
+          <w:sz w:val="28"/>
+          <w:szCs w:val="28"/>
+        </w:rPr>
+      </w:pPr>
+      <w:r>
+        <w:rPr>
+          <w:rFonts w:ascii="Times New Roman" w:hAnsi="Times New Roman"/>
+          <w:sz w:val="28"/>
+          <w:szCs w:val="28"/>
+        </w:rPr>
+        <w:t>其次，搜索算法虽然加入了多种剪枝优化，但整体复杂度仍然较高，面对分支数较大的中盘复杂局面时，搜索深度和稳定性仍受时间限制影响明显；空步裁剪、</w:t>
+      </w:r>
+      <w:r>
+        <w:rPr>
+          <w:rFonts w:ascii="Times New Roman" w:hAnsi="Times New Roman"/>
+          <w:sz w:val="28"/>
+          <w:szCs w:val="28"/>
+        </w:rPr>
+        <w:t xml:space="preserve">LMR </w:t>
+      </w:r>
+      <w:r>
+        <w:rPr>
+          <w:rFonts w:ascii="Times New Roman" w:hAnsi="Times New Roman"/>
+          <w:sz w:val="28"/>
+          <w:szCs w:val="28"/>
+        </w:rPr>
+        <w:t>等激进剪枝技术如果条件设置不够精细，也可能在战术局面中误剪关键变化。</w:t>
+      </w:r>
+      <w:r>
+        <w:rPr>
+          <w:rFonts w:ascii="Times New Roman" w:hAnsi="Times New Roman" w:hint="eastAsia"/>
+          <w:sz w:val="28"/>
+          <w:szCs w:val="28"/>
+        </w:rPr>
+        <w:t>具体表现为：如果</w:t>
+      </w:r>
+    </w:p>
+    <w:p>
+      <w:pPr>
+        <w:ind w:firstLineChars="200" w:firstLine="560"/>
+        <w:rPr>
+          <w:rFonts w:ascii="Times New Roman" w:hAnsi="Times New Roman"/>
+          <w:sz w:val="28"/>
+          <w:szCs w:val="28"/>
+        </w:rPr>
+      </w:pPr>
+      <w:r>
+        <w:rPr>
+          <w:rFonts w:ascii="Times New Roman" w:hAnsi="Times New Roman" w:hint="eastAsia"/>
+          <w:sz w:val="28"/>
+          <w:szCs w:val="28"/>
+        </w:rPr>
+        <w:t>最后</w:t>
+      </w:r>
+      <w:r>
+        <w:rPr>
+          <w:rFonts w:ascii="Times New Roman" w:hAnsi="Times New Roman"/>
+          <w:sz w:val="28"/>
+          <w:szCs w:val="28"/>
+        </w:rPr>
+        <w:t>，当前程序的开局库和评估体系更多服务于规则型搜索，并未结合机器学习、蒙特卡罗搜索或自对弈优化，因此程序棋力提升</w:t>
+      </w:r>
+      <w:r>
+        <w:rPr>
+          <w:rFonts w:ascii="Times New Roman" w:hAnsi="Times New Roman" w:hint="eastAsia"/>
+          <w:sz w:val="28"/>
+          <w:szCs w:val="28"/>
+        </w:rPr>
+        <w:t>仍然需要更有效的算法进行改进。</w:t>
+      </w:r>
+    </w:p>
+    <w:p>
+      <w:pPr>
+        <w:ind w:firstLineChars="200" w:firstLine="560"/>
+        <w:rPr>
+          <w:rFonts w:ascii="Times New Roman" w:hAnsi="Times New Roman"/>
+          <w:sz w:val="28"/>
+          <w:szCs w:val="28"/>
+        </w:rPr>
+      </w:pPr>
+    </w:p>
+    <w:p>
+      <w:pPr>
+        <w:rPr>
+          <w:rFonts w:ascii="Times New Roman" w:hAnsi="Times New Roman"/>
+          <w:sz w:val="28"/>
+          <w:szCs w:val="28"/>
+        </w:rPr>
+      </w:pPr>
+    </w:p>
+    <w:p>
+      <w:pPr>
+        <w:pStyle w:val="2"/>
+        <w:numPr>
+          <w:ilvl w:val="0"/>
+          <w:numId w:val="0"/>
+        </w:numPr>
+      </w:pPr>
+      <w:r>
+        <w:rPr>
+          <w:rFonts w:hint="eastAsia"/>
+        </w:rPr>
+        <w:t>4</w:t>
+      </w:r>
+      <w:r>
+        <w:t xml:space="preserve">.3 </w:t>
+      </w:r>
+      <w:r>
+        <w:rPr>
+          <w:rFonts w:hint="eastAsia"/>
+        </w:rPr>
+        <w:t>项目收获与经验教训</w:t>
+      </w:r>
+      <w:bookmarkStart w:id="31" w:name="_Toc69548519"/>
     </w:p>
     <w:p>
       <w:pPr>
@@ -12805,255 +13733,32 @@
           <w:sz w:val="28"/>
           <w:szCs w:val="28"/>
         </w:rPr>
-        <w:t>“程序</w:t>
-      </w:r>
-      <w:r>
-        <w:rPr>
-          <w:rFonts w:ascii="Times New Roman" w:hAnsi="Times New Roman" w:hint="eastAsia"/>
-          <w:sz w:val="28"/>
-          <w:szCs w:val="28"/>
-        </w:rPr>
-        <w:t xml:space="preserve"> </w:t>
-      </w:r>
-      <w:r>
-        <w:rPr>
-          <w:rFonts w:ascii="Times New Roman" w:hAnsi="Times New Roman"/>
-          <w:sz w:val="28"/>
-          <w:szCs w:val="28"/>
-        </w:rPr>
-        <w:t xml:space="preserve">= </w:t>
-      </w:r>
-      <w:r>
-        <w:rPr>
-          <w:rFonts w:ascii="Times New Roman" w:hAnsi="Times New Roman" w:hint="eastAsia"/>
-          <w:sz w:val="28"/>
-          <w:szCs w:val="28"/>
-        </w:rPr>
-        <w:t>算法</w:t>
-      </w:r>
-      <w:r>
-        <w:rPr>
-          <w:rFonts w:ascii="Times New Roman" w:hAnsi="Times New Roman" w:hint="eastAsia"/>
-          <w:sz w:val="28"/>
-          <w:szCs w:val="28"/>
-        </w:rPr>
-        <w:t xml:space="preserve"> </w:t>
-      </w:r>
-      <w:r>
-        <w:rPr>
-          <w:rFonts w:ascii="Times New Roman" w:hAnsi="Times New Roman"/>
-          <w:sz w:val="28"/>
-          <w:szCs w:val="28"/>
-        </w:rPr>
-        <w:t xml:space="preserve">+ </w:t>
-      </w:r>
-      <w:r>
-        <w:rPr>
-          <w:rFonts w:ascii="Times New Roman" w:hAnsi="Times New Roman" w:hint="eastAsia"/>
-          <w:sz w:val="28"/>
-          <w:szCs w:val="28"/>
-        </w:rPr>
-        <w:t>数据结构”，</w:t>
-      </w:r>
-      <w:r>
-        <w:rPr>
-          <w:rFonts w:ascii="Times New Roman" w:hAnsi="Times New Roman" w:hint="eastAsia"/>
-          <w:sz w:val="28"/>
-          <w:szCs w:val="28"/>
-        </w:rPr>
-        <w:t>Nikilaus</w:t>
-      </w:r>
-      <w:r>
-        <w:rPr>
-          <w:rFonts w:ascii="Times New Roman" w:hAnsi="Times New Roman"/>
-          <w:sz w:val="28"/>
-          <w:szCs w:val="28"/>
-        </w:rPr>
-        <w:t xml:space="preserve"> </w:t>
-      </w:r>
-      <w:r>
-        <w:rPr>
-          <w:rFonts w:ascii="Times New Roman" w:hAnsi="Times New Roman" w:hint="eastAsia"/>
-          <w:sz w:val="28"/>
-          <w:szCs w:val="28"/>
-        </w:rPr>
-        <w:t>Wirth</w:t>
-      </w:r>
-      <w:r>
-        <w:rPr>
-          <w:rFonts w:ascii="Times New Roman" w:hAnsi="Times New Roman" w:hint="eastAsia"/>
-          <w:sz w:val="28"/>
-          <w:szCs w:val="28"/>
-        </w:rPr>
-        <w:t>的名言指明，在程序构建中，数据结构同样起到举足轻重的作用。</w:t>
-      </w:r>
-      <w:r>
-        <w:rPr>
-          <w:rFonts w:ascii="Times New Roman" w:hAnsi="Times New Roman" w:hint="eastAsia"/>
-          <w:sz w:val="28"/>
-          <w:szCs w:val="28"/>
-        </w:rPr>
-        <w:t>那么，应该如何使用合理的数据结构？本程序又是如何使用数据结构的？</w:t>
-      </w:r>
-      <w:r>
-        <w:rPr>
-          <w:rFonts w:ascii="Times New Roman" w:hAnsi="Times New Roman" w:hint="eastAsia"/>
-          <w:sz w:val="28"/>
-          <w:szCs w:val="28"/>
-        </w:rPr>
-        <w:t>本程序使用哈希表、键值对</w:t>
-      </w:r>
-      <w:r>
-        <w:rPr>
-          <w:rFonts w:ascii="Times New Roman" w:hAnsi="Times New Roman" w:hint="eastAsia"/>
-          <w:sz w:val="28"/>
-          <w:szCs w:val="28"/>
-        </w:rPr>
-        <w:t>(</w:t>
-      </w:r>
-      <w:r>
-        <w:rPr>
-          <w:rFonts w:ascii="Times New Roman" w:hAnsi="Times New Roman"/>
-          <w:sz w:val="28"/>
-          <w:szCs w:val="28"/>
-        </w:rPr>
-        <w:t>C++ STL map</w:t>
-      </w:r>
-      <w:r>
-        <w:rPr>
-          <w:rFonts w:ascii="Times New Roman" w:hAnsi="Times New Roman"/>
-          <w:sz w:val="28"/>
-          <w:szCs w:val="28"/>
-        </w:rPr>
-        <w:t xml:space="preserve"> </w:t>
-      </w:r>
-      <w:r>
-        <w:rPr>
-          <w:rFonts w:ascii="Times New Roman" w:hAnsi="Times New Roman" w:hint="eastAsia"/>
-          <w:sz w:val="28"/>
-          <w:szCs w:val="28"/>
-        </w:rPr>
-        <w:t>字符到棋子的映射</w:t>
-      </w:r>
-      <w:r>
-        <w:rPr>
-          <w:rFonts w:ascii="Times New Roman" w:hAnsi="Times New Roman"/>
-          <w:sz w:val="28"/>
-          <w:szCs w:val="28"/>
-        </w:rPr>
-        <w:t>)</w:t>
-      </w:r>
-      <w:r>
-        <w:rPr>
-          <w:rFonts w:ascii="Times New Roman" w:hAnsi="Times New Roman" w:hint="eastAsia"/>
-          <w:sz w:val="28"/>
-          <w:szCs w:val="28"/>
-        </w:rPr>
-        <w:t>、队列</w:t>
-      </w:r>
-      <w:r>
-        <w:rPr>
-          <w:rFonts w:ascii="Times New Roman" w:hAnsi="Times New Roman"/>
-          <w:sz w:val="28"/>
-          <w:szCs w:val="28"/>
-        </w:rPr>
-        <w:t>(C++ STL vector</w:t>
-      </w:r>
-      <w:r>
-        <w:rPr>
-          <w:rFonts w:ascii="Times New Roman" w:hAnsi="Times New Roman" w:hint="eastAsia"/>
-          <w:sz w:val="28"/>
-          <w:szCs w:val="28"/>
-        </w:rPr>
-        <w:t>模拟</w:t>
-      </w:r>
-      <w:r>
-        <w:rPr>
-          <w:rFonts w:ascii="Times New Roman" w:hAnsi="Times New Roman" w:hint="eastAsia"/>
-          <w:sz w:val="28"/>
-          <w:szCs w:val="28"/>
-        </w:rPr>
-        <w:t>，如程序中着法排序形成的队列</w:t>
-      </w:r>
-      <w:r>
-        <w:rPr>
-          <w:rFonts w:ascii="Times New Roman" w:hAnsi="Times New Roman"/>
-          <w:sz w:val="28"/>
-          <w:szCs w:val="28"/>
-        </w:rPr>
-        <w:t>)</w:t>
-      </w:r>
-      <w:r>
-        <w:rPr>
-          <w:rFonts w:ascii="Times New Roman" w:hAnsi="Times New Roman" w:hint="eastAsia"/>
-          <w:sz w:val="28"/>
-          <w:szCs w:val="28"/>
-        </w:rPr>
-        <w:t>、栈</w:t>
-      </w:r>
-      <w:r>
-        <w:rPr>
-          <w:rFonts w:ascii="Times New Roman" w:hAnsi="Times New Roman" w:hint="eastAsia"/>
-          <w:sz w:val="28"/>
-          <w:szCs w:val="28"/>
-        </w:rPr>
-        <w:t>(</w:t>
-      </w:r>
-      <w:r>
-        <w:rPr>
-          <w:rFonts w:ascii="Times New Roman" w:hAnsi="Times New Roman"/>
-          <w:sz w:val="28"/>
-          <w:szCs w:val="28"/>
-        </w:rPr>
-        <w:t xml:space="preserve">C++ STL vector </w:t>
-      </w:r>
-      <w:r>
-        <w:rPr>
-          <w:rFonts w:ascii="Times New Roman" w:hAnsi="Times New Roman" w:hint="eastAsia"/>
-          <w:sz w:val="28"/>
-          <w:szCs w:val="28"/>
-        </w:rPr>
-        <w:t>模拟</w:t>
-      </w:r>
-      <w:r>
-        <w:rPr>
-          <w:rFonts w:ascii="Times New Roman" w:hAnsi="Times New Roman" w:hint="eastAsia"/>
-          <w:sz w:val="28"/>
-          <w:szCs w:val="28"/>
-        </w:rPr>
-        <w:t>，如程序中</w:t>
-      </w:r>
-      <w:r>
-        <w:rPr>
-          <w:rFonts w:ascii="Times New Roman" w:hAnsi="Times New Roman" w:hint="eastAsia"/>
-          <w:sz w:val="28"/>
-          <w:szCs w:val="28"/>
-        </w:rPr>
-        <w:t>state</w:t>
-      </w:r>
-      <w:r>
-        <w:rPr>
-          <w:rFonts w:ascii="Times New Roman" w:hAnsi="Times New Roman" w:hint="eastAsia"/>
-          <w:sz w:val="28"/>
-          <w:szCs w:val="28"/>
-        </w:rPr>
-        <w:t>模拟状态栈</w:t>
-      </w:r>
-      <w:r>
-        <w:rPr>
-          <w:rFonts w:ascii="Times New Roman" w:hAnsi="Times New Roman"/>
-          <w:sz w:val="28"/>
-          <w:szCs w:val="28"/>
-        </w:rPr>
-        <w:t>)</w:t>
-      </w:r>
-      <w:r>
-        <w:rPr>
-          <w:rFonts w:ascii="Times New Roman" w:hAnsi="Times New Roman" w:hint="eastAsia"/>
-          <w:sz w:val="28"/>
-          <w:szCs w:val="28"/>
-        </w:rPr>
-        <w:t>，这些结构既让算法易于实现，也提高了程序的性能。</w:t>
+        <w:t>在经过三周紧张的设计、编码和调试，以及经过一个五一假期的调整和润色，在此期间，我们收获颇多——和</w:t>
+      </w:r>
+      <w:r>
+        <w:rPr>
+          <w:rFonts w:ascii="Times New Roman" w:hAnsi="Times New Roman" w:hint="eastAsia"/>
+          <w:sz w:val="28"/>
+          <w:szCs w:val="28"/>
+        </w:rPr>
+        <w:t>OJ</w:t>
+      </w:r>
+      <w:r>
+        <w:rPr>
+          <w:rFonts w:ascii="Times New Roman" w:hAnsi="Times New Roman" w:hint="eastAsia"/>
+          <w:sz w:val="28"/>
+          <w:szCs w:val="28"/>
+        </w:rPr>
+        <w:t>算法题目或是先前的课设项目不同，本程序重在算法和数据结构的设计、分析、构建、</w:t>
+      </w:r>
+      <w:r>
+        <w:rPr>
+          <w:rFonts w:ascii="Times New Roman" w:hAnsi="Times New Roman" w:hint="eastAsia"/>
+          <w:sz w:val="28"/>
+          <w:szCs w:val="28"/>
+        </w:rPr>
+        <w:lastRenderedPageBreak/>
+        <w:t>优化、调试的全过程。</w:t>
       </w:r>
     </w:p>
     <w:p>
@@ -13071,121 +13776,15 @@
           <w:sz w:val="28"/>
           <w:szCs w:val="28"/>
         </w:rPr>
-        <w:t>另外，本程序大量使用引用</w:t>
-      </w:r>
-      <w:r>
-        <w:rPr>
-          <w:rFonts w:ascii="Times New Roman" w:hAnsi="Times New Roman" w:hint="eastAsia"/>
-          <w:sz w:val="28"/>
-          <w:szCs w:val="28"/>
-        </w:rPr>
-        <w:t>/</w:t>
-      </w:r>
-      <w:r>
-        <w:rPr>
-          <w:rFonts w:ascii="Times New Roman" w:hAnsi="Times New Roman" w:hint="eastAsia"/>
-          <w:sz w:val="28"/>
-          <w:szCs w:val="28"/>
-        </w:rPr>
-        <w:t>指针传递形参，在数据结构上避免了大量无用的内存拷贝开销。在构建、遍历“搜素树”时，本程序将着法作为向下搜素的边，</w:t>
-      </w:r>
-      <w:r>
-        <w:rPr>
-          <w:rFonts w:ascii="Times New Roman" w:hAnsi="Times New Roman" w:hint="eastAsia"/>
-          <w:sz w:val="28"/>
-          <w:szCs w:val="28"/>
-        </w:rPr>
-        <w:t>(</w:t>
-      </w:r>
-      <w:r>
-        <w:rPr>
-          <w:rFonts w:ascii="Times New Roman" w:hAnsi="Times New Roman" w:hint="eastAsia"/>
-          <w:sz w:val="28"/>
-          <w:szCs w:val="28"/>
-        </w:rPr>
-        <w:t>相应的，每次回溯时</w:t>
-      </w:r>
-      <w:r>
-        <w:rPr>
-          <w:rFonts w:ascii="Times New Roman" w:hAnsi="Times New Roman" w:hint="eastAsia"/>
-          <w:sz w:val="28"/>
-          <w:szCs w:val="28"/>
-        </w:rPr>
-        <w:t>作为向上返回的反向边</w:t>
-      </w:r>
-      <w:r>
-        <w:rPr>
-          <w:rFonts w:ascii="Times New Roman" w:hAnsi="Times New Roman"/>
-          <w:sz w:val="28"/>
-          <w:szCs w:val="28"/>
-        </w:rPr>
-        <w:t>)</w:t>
-      </w:r>
-      <w:r>
-        <w:rPr>
-          <w:rFonts w:ascii="Times New Roman" w:hAnsi="Times New Roman" w:hint="eastAsia"/>
-          <w:sz w:val="28"/>
-          <w:szCs w:val="28"/>
-        </w:rPr>
-        <w:t>，</w:t>
-      </w:r>
-    </w:p>
-    <w:p>
-      <w:pPr>
-        <w:rPr>
-          <w:rFonts w:ascii="Times New Roman" w:hAnsi="Times New Roman"/>
-          <w:sz w:val="28"/>
-          <w:szCs w:val="28"/>
-        </w:rPr>
-      </w:pPr>
-      <w:r>
-        <w:rPr>
-          <w:rFonts w:ascii="Times New Roman" w:hAnsi="Times New Roman" w:hint="eastAsia"/>
-          <w:sz w:val="28"/>
-          <w:szCs w:val="28"/>
-        </w:rPr>
-        <w:t>在单例棋盘状态类的状态栈中运行某一着法和撤销某一着法，使得程序开销极低，不需要每次存储当前棋盘状态造成额外开销。</w:t>
-      </w:r>
-    </w:p>
-    <w:p>
-      <w:pPr>
-        <w:rPr>
-          <w:rFonts w:ascii="Times New Roman" w:hAnsi="Times New Roman"/>
-          <w:sz w:val="28"/>
-          <w:szCs w:val="28"/>
-        </w:rPr>
-      </w:pPr>
-      <w:r>
-        <w:rPr>
-          <w:rFonts w:ascii="Times New Roman" w:hAnsi="Times New Roman"/>
-          <w:sz w:val="28"/>
-          <w:szCs w:val="28"/>
-        </w:rPr>
-        <w:t>4.1.</w:t>
-      </w:r>
-      <w:r>
-        <w:rPr>
-          <w:rFonts w:ascii="Times New Roman" w:hAnsi="Times New Roman" w:hint="eastAsia"/>
-          <w:sz w:val="28"/>
-          <w:szCs w:val="28"/>
-        </w:rPr>
-        <w:t>5</w:t>
-      </w:r>
-      <w:r>
-        <w:rPr>
-          <w:rFonts w:ascii="Times New Roman" w:hAnsi="Times New Roman"/>
-          <w:sz w:val="28"/>
-          <w:szCs w:val="28"/>
-        </w:rPr>
-        <w:t xml:space="preserve"> </w:t>
-      </w:r>
-      <w:r>
-        <w:rPr>
-          <w:rFonts w:ascii="Times New Roman" w:hAnsi="Times New Roman" w:hint="eastAsia"/>
-          <w:sz w:val="28"/>
-          <w:szCs w:val="28"/>
-        </w:rPr>
-        <w:t>项目协作构建问题</w:t>
+        <w:t>对我们而言，使用如此繁多的算法，从无到有解决这样一个复杂的问题是前所未有的。我们通过研究网络、学术资源，</w:t>
+      </w:r>
+      <w:r>
+        <w:rPr>
+          <w:rFonts w:ascii="Times New Roman" w:hAnsi="Times New Roman" w:hint="eastAsia"/>
+          <w:sz w:val="28"/>
+          <w:szCs w:val="28"/>
+        </w:rPr>
+        <w:t>使用大量的算法完成整个问题的解决过程。诚然，现在的程序的确还不够完美，但我们在解决问题的整个过程，尝试了足够丰富的方法，收获了算法和数据结构分析问题、解决问题的能力，让我们对算法和数据结构有更加深入而全面的认识。</w:t>
       </w:r>
     </w:p>
     <w:p>
@@ -13203,125 +13802,31 @@
           <w:sz w:val="28"/>
           <w:szCs w:val="28"/>
         </w:rPr>
-        <w:t>在编写项目的过程中，</w:t>
-      </w:r>
-      <w:r>
-        <w:rPr>
-          <w:rFonts w:ascii="Times New Roman" w:hAnsi="Times New Roman" w:hint="eastAsia"/>
-          <w:sz w:val="28"/>
-          <w:szCs w:val="28"/>
-        </w:rPr>
-        <w:t>如何协调进度？如何对同一工作区内的相同文件进行修改和版本管理？我们使用了</w:t>
-      </w:r>
-      <w:r>
-        <w:rPr>
-          <w:rFonts w:ascii="Times New Roman" w:hAnsi="Times New Roman" w:hint="eastAsia"/>
-          <w:sz w:val="28"/>
-          <w:szCs w:val="28"/>
-        </w:rPr>
-        <w:t>Vscode</w:t>
-      </w:r>
-      <w:r>
-        <w:rPr>
-          <w:rFonts w:ascii="Times New Roman" w:hAnsi="Times New Roman"/>
-          <w:sz w:val="28"/>
-          <w:szCs w:val="28"/>
-        </w:rPr>
-        <w:t xml:space="preserve"> + </w:t>
-      </w:r>
-      <w:r>
-        <w:rPr>
-          <w:rFonts w:ascii="Times New Roman" w:hAnsi="Times New Roman" w:hint="eastAsia"/>
-          <w:sz w:val="28"/>
-          <w:szCs w:val="28"/>
-        </w:rPr>
-        <w:t>GitHub</w:t>
-      </w:r>
-      <w:r>
-        <w:rPr>
-          <w:rFonts w:ascii="Times New Roman" w:hAnsi="Times New Roman" w:hint="eastAsia"/>
-          <w:sz w:val="28"/>
-          <w:szCs w:val="28"/>
-        </w:rPr>
-        <w:t>代码托管的形式，从而同步推进工作流。</w:t>
-      </w:r>
-    </w:p>
-    <w:p>
-      <w:pPr>
-        <w:ind w:firstLine="570"/>
-        <w:rPr>
-          <w:rFonts w:ascii="Times New Roman" w:hAnsi="Times New Roman"/>
-          <w:sz w:val="28"/>
-          <w:szCs w:val="28"/>
-        </w:rPr>
-      </w:pPr>
-      <w:r>
-        <w:rPr>
-          <w:rFonts w:ascii="Times New Roman" w:hAnsi="Times New Roman" w:hint="eastAsia"/>
-          <w:sz w:val="28"/>
-          <w:szCs w:val="28"/>
-        </w:rPr>
-        <w:t>并且，在构建整个项目的全部过程中，我们在线下多次交流和研讨，团结协作，解决了诸多问题。可以说，没有良好的协作与开发模</w:t>
-      </w:r>
-      <w:r>
-        <w:rPr>
-          <w:rFonts w:ascii="Times New Roman" w:hAnsi="Times New Roman" w:hint="eastAsia"/>
-          <w:sz w:val="28"/>
-          <w:szCs w:val="28"/>
-        </w:rPr>
-        <w:lastRenderedPageBreak/>
-        <w:t>式，就没有如今性能和表现良好的项目。</w:t>
-      </w:r>
-    </w:p>
-    <w:p>
-      <w:pPr>
-        <w:rPr>
-          <w:rFonts w:ascii="Times New Roman" w:hAnsi="Times New Roman"/>
-          <w:sz w:val="28"/>
-          <w:szCs w:val="28"/>
-        </w:rPr>
-      </w:pPr>
-    </w:p>
-    <w:p>
-      <w:pPr>
-        <w:rPr>
-          <w:rFonts w:ascii="Times New Roman" w:hAnsi="Times New Roman"/>
-          <w:sz w:val="28"/>
-          <w:szCs w:val="28"/>
-        </w:rPr>
-      </w:pPr>
-    </w:p>
-    <w:p>
-      <w:pPr>
-        <w:rPr>
-          <w:rFonts w:ascii="Times New Roman" w:hAnsi="Times New Roman"/>
-          <w:sz w:val="28"/>
-          <w:szCs w:val="28"/>
-        </w:rPr>
-      </w:pPr>
-      <w:r>
-        <w:rPr>
-          <w:rFonts w:ascii="Times New Roman" w:hAnsi="Times New Roman" w:hint="eastAsia"/>
-          <w:sz w:val="28"/>
-          <w:szCs w:val="28"/>
-        </w:rPr>
-        <w:t>4</w:t>
-      </w:r>
-      <w:r>
-        <w:rPr>
-          <w:rFonts w:ascii="Times New Roman" w:hAnsi="Times New Roman"/>
-          <w:sz w:val="28"/>
-          <w:szCs w:val="28"/>
-        </w:rPr>
-        <w:t xml:space="preserve">.2 </w:t>
-      </w:r>
-      <w:r>
-        <w:rPr>
-          <w:rFonts w:ascii="Times New Roman" w:hAnsi="Times New Roman" w:hint="eastAsia"/>
-          <w:sz w:val="28"/>
-          <w:szCs w:val="28"/>
-        </w:rPr>
-        <w:t>对本程序的评价与反思</w:t>
+        <w:t>千变万化、思绪飞扬，我想这不仅仅是本次课设项目“中国象棋”的特点，更是计算机博弈的魅力所在。</w:t>
+      </w:r>
+      <w:r>
+        <w:rPr>
+          <w:rFonts w:ascii="Times New Roman" w:hAnsi="Times New Roman" w:hint="eastAsia"/>
+          <w:sz w:val="28"/>
+          <w:szCs w:val="28"/>
+        </w:rPr>
+        <w:t>本次课设更让我们入门和初步探索计算机博弈相关的实践和理论，让我们看到抽象的数据结构和算法是如何构筑成计算机博弈程序的血肉和灵魂的；本次课设也激发了我们的求知和探索兴趣，拉近了我们所学理论与现实之间的距离——算法和数据结构不是</w:t>
+      </w:r>
+      <w:r>
+        <w:rPr>
+          <w:rFonts w:ascii="Times New Roman" w:hAnsi="Times New Roman" w:hint="eastAsia"/>
+          <w:sz w:val="28"/>
+          <w:szCs w:val="28"/>
+        </w:rPr>
+        <w:t>OJ</w:t>
+      </w:r>
+      <w:r>
+        <w:rPr>
+          <w:rFonts w:ascii="Times New Roman" w:hAnsi="Times New Roman" w:hint="eastAsia"/>
+          <w:sz w:val="28"/>
+          <w:szCs w:val="28"/>
+        </w:rPr>
+        <w:t>上冰冷的评测试题，而是应用于具体程序之中的引擎；在今天的计算机理论发展中，算法和数据结构更是构成高性能计算方法的根基。</w:t>
       </w:r>
     </w:p>
     <w:p>
@@ -13335,219 +13840,27 @@
       </w:pPr>
       <w:r>
         <w:rPr>
-          <w:rFonts w:ascii="Times New Roman" w:hAnsi="Times New Roman"/>
-          <w:sz w:val="28"/>
-          <w:szCs w:val="28"/>
-        </w:rPr>
-        <w:t>本程序整体上已经形成了较为完整的中国象棋博弈</w:t>
-      </w:r>
-      <w:r>
-        <w:rPr>
-          <w:rFonts w:ascii="Times New Roman" w:hAnsi="Times New Roman"/>
-          <w:sz w:val="28"/>
-          <w:szCs w:val="28"/>
-        </w:rPr>
-        <w:t xml:space="preserve"> AI </w:t>
-      </w:r>
-      <w:r>
-        <w:rPr>
-          <w:rFonts w:ascii="Times New Roman" w:hAnsi="Times New Roman"/>
-          <w:sz w:val="28"/>
-          <w:szCs w:val="28"/>
-        </w:rPr>
-        <w:t>框架，能够将</w:t>
-      </w:r>
-      <w:r>
-        <w:rPr>
-          <w:rFonts w:ascii="Times New Roman" w:hAnsi="Times New Roman"/>
-          <w:sz w:val="28"/>
-          <w:szCs w:val="28"/>
-        </w:rPr>
-        <w:t xml:space="preserve"> Botzone </w:t>
-      </w:r>
-      <w:r>
-        <w:rPr>
-          <w:rFonts w:ascii="Times New Roman" w:hAnsi="Times New Roman"/>
-          <w:sz w:val="28"/>
-          <w:szCs w:val="28"/>
-        </w:rPr>
-        <w:t>平台输入的历史走法恢复为当前棋局，再通过合法着法生成、局面价值评估、博弈树搜索和最优着法筛选完成自动走棋决策。程序的优点在于结构分层比较清晰：</w:t>
-      </w:r>
-      <w:r>
-        <w:rPr>
-          <w:rFonts w:ascii="Times New Roman" w:hAnsi="Times New Roman"/>
-          <w:sz w:val="28"/>
-          <w:szCs w:val="28"/>
-        </w:rPr>
-        <w:t xml:space="preserve">Chess </w:t>
-      </w:r>
-      <w:r>
-        <w:rPr>
-          <w:rFonts w:ascii="Times New Roman" w:hAnsi="Times New Roman"/>
-          <w:sz w:val="28"/>
-          <w:szCs w:val="28"/>
-        </w:rPr>
-        <w:t>类负责棋盘状态、规则判断、合法着法生成和落子回溯；</w:t>
-      </w:r>
-      <w:r>
-        <w:rPr>
-          <w:rFonts w:ascii="Times New Roman" w:hAnsi="Times New Roman"/>
-          <w:sz w:val="28"/>
-          <w:szCs w:val="28"/>
-        </w:rPr>
-        <w:t xml:space="preserve">EvalRecord </w:t>
-      </w:r>
-      <w:r>
-        <w:rPr>
-          <w:rFonts w:ascii="Times New Roman" w:hAnsi="Times New Roman"/>
-          <w:sz w:val="28"/>
-          <w:szCs w:val="28"/>
-        </w:rPr>
-        <w:t>类集中完成中残局阶段权重、静态局面评估、动态控制力评估、特殊棋型惩罚和着法初步评分；</w:t>
-      </w:r>
-      <w:r>
-        <w:rPr>
-          <w:rFonts w:ascii="Times New Roman" w:hAnsi="Times New Roman"/>
-          <w:sz w:val="28"/>
-          <w:szCs w:val="28"/>
-        </w:rPr>
-        <w:t xml:space="preserve">ChessAI </w:t>
-      </w:r>
-      <w:r>
-        <w:rPr>
-          <w:rFonts w:ascii="Times New Roman" w:hAnsi="Times New Roman"/>
-          <w:sz w:val="28"/>
-          <w:szCs w:val="28"/>
-        </w:rPr>
-        <w:t>类则负责</w:t>
-      </w:r>
-      <w:r>
-        <w:rPr>
-          <w:rFonts w:ascii="Times New Roman" w:hAnsi="Times New Roman"/>
-          <w:sz w:val="28"/>
-          <w:szCs w:val="28"/>
-        </w:rPr>
-        <w:t xml:space="preserve"> PVS</w:t>
-      </w:r>
-      <w:r>
-        <w:rPr>
-          <w:rFonts w:ascii="Times New Roman" w:hAnsi="Times New Roman"/>
-          <w:sz w:val="28"/>
-          <w:szCs w:val="28"/>
-        </w:rPr>
-        <w:t>、</w:t>
-      </w:r>
-      <w:r>
-        <w:rPr>
-          <w:rFonts w:ascii="Times New Roman" w:hAnsi="Times New Roman"/>
-          <w:sz w:val="28"/>
-          <w:szCs w:val="28"/>
-        </w:rPr>
-        <w:t>Alpha-Beta</w:t>
-      </w:r>
-      <w:r>
-        <w:rPr>
-          <w:rFonts w:ascii="Times New Roman" w:hAnsi="Times New Roman"/>
-          <w:sz w:val="28"/>
-          <w:szCs w:val="28"/>
-        </w:rPr>
-        <w:t>、置换表、静态搜索、空步裁剪、</w:t>
-      </w:r>
-      <w:r>
-        <w:rPr>
-          <w:rFonts w:ascii="Times New Roman" w:hAnsi="Times New Roman"/>
-          <w:sz w:val="28"/>
-          <w:szCs w:val="28"/>
-        </w:rPr>
-        <w:t>LMR</w:t>
-      </w:r>
-      <w:r>
-        <w:rPr>
-          <w:rFonts w:ascii="Times New Roman" w:hAnsi="Times New Roman"/>
-          <w:sz w:val="28"/>
-          <w:szCs w:val="28"/>
-        </w:rPr>
-        <w:t>、杀手着法、迭代加深和时间控制等搜索优化。这种设计使程序不仅能依靠子力价值判断局面，还能进一步考虑棋子位置、控制力、攻防关系、受威胁状态和特殊危险棋型，因此相比简单的随机走棋或纯子力评估程序，具有更强的实战针对性和更高的搜索效率。尤其是开局库、</w:t>
-      </w:r>
-      <w:r>
-        <w:rPr>
-          <w:rFonts w:ascii="Times New Roman" w:hAnsi="Times New Roman"/>
-          <w:sz w:val="28"/>
-          <w:szCs w:val="28"/>
-        </w:rPr>
-        <w:t>Zobrist Hash</w:t>
-      </w:r>
-      <w:r>
-        <w:rPr>
-          <w:rFonts w:ascii="Times New Roman" w:hAnsi="Times New Roman"/>
-          <w:sz w:val="28"/>
-          <w:szCs w:val="28"/>
-        </w:rPr>
-        <w:t>、</w:t>
-      </w:r>
-      <w:r>
-        <w:rPr>
-          <w:rFonts w:ascii="Times New Roman" w:hAnsi="Times New Roman"/>
-          <w:sz w:val="28"/>
-          <w:szCs w:val="28"/>
-        </w:rPr>
-        <w:t>Transposition Table</w:t>
-      </w:r>
-      <w:r>
-        <w:rPr>
-          <w:rFonts w:ascii="Times New Roman" w:hAnsi="Times New Roman"/>
-          <w:sz w:val="28"/>
-          <w:szCs w:val="28"/>
-        </w:rPr>
-        <w:t>、</w:t>
-      </w:r>
-      <w:r>
-        <w:rPr>
-          <w:rFonts w:ascii="Times New Roman" w:hAnsi="Times New Roman"/>
-          <w:sz w:val="28"/>
-          <w:szCs w:val="28"/>
-        </w:rPr>
-        <w:t>Fail-Soft PVS</w:t>
-      </w:r>
-      <w:r>
-        <w:rPr>
-          <w:rFonts w:ascii="Times New Roman" w:hAnsi="Times New Roman"/>
-          <w:sz w:val="28"/>
-          <w:szCs w:val="28"/>
-        </w:rPr>
-        <w:t>、</w:t>
-      </w:r>
-      <w:r>
-        <w:rPr>
-          <w:rFonts w:ascii="Times New Roman" w:hAnsi="Times New Roman"/>
-          <w:sz w:val="28"/>
-          <w:szCs w:val="28"/>
-        </w:rPr>
-        <w:t xml:space="preserve">Quiescence Search </w:t>
-      </w:r>
-      <w:r>
-        <w:rPr>
-          <w:rFonts w:ascii="Times New Roman" w:hAnsi="Times New Roman"/>
-          <w:sz w:val="28"/>
-          <w:szCs w:val="28"/>
-        </w:rPr>
-        <w:t>等技术的加入，使程序能够在</w:t>
-      </w:r>
-      <w:r>
-        <w:rPr>
-          <w:rFonts w:ascii="Times New Roman" w:hAnsi="Times New Roman"/>
-          <w:sz w:val="28"/>
-          <w:szCs w:val="28"/>
-        </w:rPr>
-        <w:t xml:space="preserve"> Botzone </w:t>
-      </w:r>
-      <w:r>
-        <w:rPr>
-          <w:rFonts w:ascii="Times New Roman" w:hAnsi="Times New Roman"/>
-          <w:sz w:val="28"/>
-          <w:szCs w:val="28"/>
-        </w:rPr>
-        <w:t>有限时间内尽可能减少重复搜索、降低无效分支数量，并提高候选着法排序质量，从而更快找到较优走法。</w:t>
+          <w:rFonts w:ascii="Times New Roman" w:hAnsi="Times New Roman" w:hint="eastAsia"/>
+          <w:sz w:val="28"/>
+          <w:szCs w:val="28"/>
+        </w:rPr>
+        <w:t>考虑到自身水平问题、课程设计限制、时间要求，本程序避开机器学习及神经网络相关算法，也没有使用</w:t>
+      </w:r>
+      <w:r>
+        <w:rPr>
+          <w:rFonts w:ascii="Times New Roman" w:hAnsi="Times New Roman" w:hint="eastAsia"/>
+          <w:sz w:val="28"/>
+          <w:szCs w:val="28"/>
+        </w:rPr>
+        <w:t>MCTS</w:t>
+      </w:r>
+      <w:r>
+        <w:rPr>
+          <w:rFonts w:ascii="Times New Roman" w:hAnsi="Times New Roman" w:hint="eastAsia"/>
+          <w:sz w:val="28"/>
+          <w:szCs w:val="28"/>
+        </w:rPr>
+        <w:t>。这也是对本次课程设计的一种遗憾。</w:t>
       </w:r>
     </w:p>
     <w:p>
@@ -13561,100 +13874,11 @@
       </w:pPr>
       <w:r>
         <w:rPr>
-          <w:rFonts w:ascii="Times New Roman" w:hAnsi="Times New Roman"/>
-          <w:sz w:val="28"/>
-          <w:szCs w:val="28"/>
-        </w:rPr>
-        <w:t>与此同时，程序也存在一些不足和可以改进的地方。首先，评价函数虽然已经综合了多种因素，但各项权重、棋子位置表、动态控制力奖励和特殊棋型惩罚仍主要依赖人工经验调参，</w:t>
-      </w:r>
-      <w:r>
-        <w:rPr>
-          <w:rFonts w:ascii="Times New Roman" w:hAnsi="Times New Roman" w:hint="eastAsia"/>
-          <w:sz w:val="28"/>
-          <w:szCs w:val="28"/>
-        </w:rPr>
-        <w:t>这些参数</w:t>
-      </w:r>
-      <w:r>
-        <w:rPr>
-          <w:rFonts w:ascii="Times New Roman" w:hAnsi="Times New Roman" w:hint="eastAsia"/>
-          <w:sz w:val="28"/>
-          <w:szCs w:val="28"/>
-        </w:rPr>
-        <w:t>部分</w:t>
-      </w:r>
-      <w:r>
-        <w:rPr>
-          <w:rFonts w:ascii="Times New Roman" w:hAnsi="Times New Roman" w:hint="eastAsia"/>
-          <w:sz w:val="28"/>
-          <w:szCs w:val="28"/>
-        </w:rPr>
-        <w:t>来源</w:t>
-      </w:r>
-      <w:r>
-        <w:rPr>
-          <w:rFonts w:ascii="Times New Roman" w:hAnsi="Times New Roman" w:hint="eastAsia"/>
-          <w:sz w:val="28"/>
-          <w:szCs w:val="28"/>
-        </w:rPr>
-        <w:lastRenderedPageBreak/>
-        <w:t>于</w:t>
-      </w:r>
-      <w:r>
-        <w:rPr>
-          <w:rFonts w:ascii="Times New Roman" w:hAnsi="Times New Roman" w:hint="eastAsia"/>
-          <w:sz w:val="28"/>
-          <w:szCs w:val="28"/>
-        </w:rPr>
-        <w:t>人为调整和预测、部分来自于公开的学术资源，但是这</w:t>
-      </w:r>
-      <w:r>
-        <w:rPr>
-          <w:rFonts w:ascii="Times New Roman" w:hAnsi="Times New Roman"/>
-          <w:sz w:val="28"/>
-          <w:szCs w:val="28"/>
-        </w:rPr>
-        <w:t>缺少大量对局数据或自动化调参结果支撑，</w:t>
-      </w:r>
-      <w:r>
-        <w:rPr>
-          <w:rFonts w:ascii="Times New Roman" w:hAnsi="Times New Roman" w:hint="eastAsia"/>
-          <w:sz w:val="28"/>
-          <w:szCs w:val="28"/>
-        </w:rPr>
-        <w:t>并且某些数据已经“过时”了，</w:t>
-      </w:r>
-      <w:r>
-        <w:rPr>
-          <w:rFonts w:ascii="Times New Roman" w:hAnsi="Times New Roman"/>
-          <w:sz w:val="28"/>
-          <w:szCs w:val="28"/>
-        </w:rPr>
-        <w:t>因此在不同局面下可能出现过度重视某类特征或低估长期战略价值的问题。</w:t>
-      </w:r>
-      <w:r>
-        <w:rPr>
-          <w:rFonts w:ascii="Times New Roman" w:hAnsi="Times New Roman" w:hint="eastAsia"/>
-          <w:sz w:val="28"/>
-          <w:szCs w:val="28"/>
-        </w:rPr>
-        <w:t>具体表现为：程序的防守</w:t>
-      </w:r>
-      <w:r>
-        <w:rPr>
-          <w:rFonts w:ascii="Times New Roman" w:hAnsi="Times New Roman" w:hint="eastAsia"/>
-          <w:sz w:val="28"/>
-          <w:szCs w:val="28"/>
-        </w:rPr>
-        <w:t>/</w:t>
-      </w:r>
-      <w:r>
-        <w:rPr>
-          <w:rFonts w:ascii="Times New Roman" w:hAnsi="Times New Roman" w:hint="eastAsia"/>
-          <w:sz w:val="28"/>
-          <w:szCs w:val="28"/>
-        </w:rPr>
-        <w:t>进攻倾向更加显著、对某些潜在风险并不敏感，或者对某种风险过于敏感。</w:t>
+          <w:rFonts w:ascii="Times New Roman" w:hAnsi="Times New Roman" w:hint="eastAsia"/>
+          <w:sz w:val="28"/>
+          <w:szCs w:val="28"/>
+        </w:rPr>
+        <w:t>本项目终于迎来了她的尾声。最后，感谢虞强源老师、朱允刚老师的鼓励和指点、感谢组员之间的一致协作。</w:t>
       </w:r>
     </w:p>
     <w:p>
@@ -13666,324 +13890,11 @@
           <w:szCs w:val="28"/>
         </w:rPr>
       </w:pPr>
-      <w:r>
-        <w:rPr>
-          <w:rFonts w:ascii="Times New Roman" w:hAnsi="Times New Roman"/>
-          <w:sz w:val="28"/>
-          <w:szCs w:val="28"/>
-        </w:rPr>
-        <w:t>其次，搜索算法虽然加入了多种剪枝优化，但整体复杂度仍然较高，面对分支数较大的中盘复杂局面时，搜索深度和稳定性仍受时间限制影响明显；空步裁剪、</w:t>
-      </w:r>
-      <w:r>
-        <w:rPr>
-          <w:rFonts w:ascii="Times New Roman" w:hAnsi="Times New Roman"/>
-          <w:sz w:val="28"/>
-          <w:szCs w:val="28"/>
-        </w:rPr>
-        <w:t xml:space="preserve">LMR </w:t>
-      </w:r>
-      <w:r>
-        <w:rPr>
-          <w:rFonts w:ascii="Times New Roman" w:hAnsi="Times New Roman"/>
-          <w:sz w:val="28"/>
-          <w:szCs w:val="28"/>
-        </w:rPr>
-        <w:t>等激进剪枝技术如果条件设置不够精细，也可能在战术局面中误剪关键变化。</w:t>
-      </w:r>
-      <w:r>
-        <w:rPr>
-          <w:rFonts w:ascii="Times New Roman" w:hAnsi="Times New Roman" w:hint="eastAsia"/>
-          <w:sz w:val="28"/>
-          <w:szCs w:val="28"/>
-        </w:rPr>
-        <w:t>具体表现为：如果</w:t>
-      </w:r>
-    </w:p>
-    <w:p>
-      <w:pPr>
-        <w:ind w:firstLineChars="200" w:firstLine="560"/>
-        <w:rPr>
-          <w:rFonts w:ascii="Times New Roman" w:hAnsi="Times New Roman"/>
-          <w:sz w:val="28"/>
-          <w:szCs w:val="28"/>
-        </w:rPr>
-      </w:pPr>
-      <w:r>
-        <w:rPr>
-          <w:rFonts w:ascii="Times New Roman" w:hAnsi="Times New Roman" w:hint="eastAsia"/>
-          <w:sz w:val="28"/>
-          <w:szCs w:val="28"/>
-        </w:rPr>
-        <w:t>最后</w:t>
-      </w:r>
-      <w:r>
-        <w:rPr>
-          <w:rFonts w:ascii="Times New Roman" w:hAnsi="Times New Roman"/>
-          <w:sz w:val="28"/>
-          <w:szCs w:val="28"/>
-        </w:rPr>
-        <w:t>，当前程序的开局库和评估体系更多服务于规则型搜索，并未结合机器学习、蒙特卡罗搜索或自对弈优化，因此程序棋力提升</w:t>
-      </w:r>
-      <w:r>
-        <w:rPr>
-          <w:rFonts w:ascii="Times New Roman" w:hAnsi="Times New Roman" w:hint="eastAsia"/>
-          <w:sz w:val="28"/>
-          <w:szCs w:val="28"/>
-        </w:rPr>
-        <w:t>仍然需要更有效的算法进行改进。</w:t>
-      </w:r>
-    </w:p>
-    <w:p>
-      <w:pPr>
-        <w:ind w:firstLineChars="200" w:firstLine="560"/>
-        <w:rPr>
-          <w:rFonts w:ascii="Times New Roman" w:hAnsi="Times New Roman"/>
-          <w:sz w:val="28"/>
-          <w:szCs w:val="28"/>
-        </w:rPr>
-      </w:pPr>
-    </w:p>
-    <w:p>
-      <w:pPr>
-        <w:rPr>
-          <w:rFonts w:ascii="Times New Roman" w:hAnsi="Times New Roman"/>
-          <w:sz w:val="28"/>
-          <w:szCs w:val="28"/>
-        </w:rPr>
-      </w:pPr>
-    </w:p>
-    <w:p>
-      <w:pPr>
-        <w:rPr>
-          <w:rFonts w:ascii="Times New Roman" w:hAnsi="Times New Roman"/>
-          <w:sz w:val="28"/>
-          <w:szCs w:val="28"/>
-        </w:rPr>
-      </w:pPr>
-      <w:r>
-        <w:rPr>
-          <w:rFonts w:ascii="Times New Roman" w:hAnsi="Times New Roman" w:hint="eastAsia"/>
-          <w:sz w:val="28"/>
-          <w:szCs w:val="28"/>
-        </w:rPr>
-        <w:t>4</w:t>
-      </w:r>
-      <w:r>
-        <w:rPr>
-          <w:rFonts w:ascii="Times New Roman" w:hAnsi="Times New Roman"/>
-          <w:sz w:val="28"/>
-          <w:szCs w:val="28"/>
-        </w:rPr>
-        <w:t xml:space="preserve">.3 </w:t>
-      </w:r>
-      <w:r>
-        <w:rPr>
-          <w:rFonts w:ascii="Times New Roman" w:hAnsi="Times New Roman" w:hint="eastAsia"/>
-          <w:sz w:val="28"/>
-          <w:szCs w:val="28"/>
-        </w:rPr>
-        <w:t>项目收获与经验教训</w:t>
-      </w:r>
-      <w:bookmarkStart w:id="31" w:name="_Toc69548519"/>
-    </w:p>
-    <w:p>
-      <w:pPr>
-        <w:ind w:firstLine="570"/>
-        <w:rPr>
-          <w:rFonts w:ascii="Times New Roman" w:hAnsi="Times New Roman"/>
-          <w:sz w:val="28"/>
-          <w:szCs w:val="28"/>
-        </w:rPr>
-      </w:pPr>
-      <w:r>
-        <w:rPr>
-          <w:rFonts w:ascii="Times New Roman" w:hAnsi="Times New Roman" w:hint="eastAsia"/>
-          <w:sz w:val="28"/>
-          <w:szCs w:val="28"/>
-        </w:rPr>
-        <w:t>在经过三周紧张的设计、编码和调试，以及经过一个五一假期的调整和润色，在此期间，我们收获颇多——和</w:t>
-      </w:r>
-      <w:r>
-        <w:rPr>
-          <w:rFonts w:ascii="Times New Roman" w:hAnsi="Times New Roman" w:hint="eastAsia"/>
-          <w:sz w:val="28"/>
-          <w:szCs w:val="28"/>
-        </w:rPr>
-        <w:t>OJ</w:t>
-      </w:r>
-      <w:r>
-        <w:rPr>
-          <w:rFonts w:ascii="Times New Roman" w:hAnsi="Times New Roman" w:hint="eastAsia"/>
-          <w:sz w:val="28"/>
-          <w:szCs w:val="28"/>
-        </w:rPr>
-        <w:t>算法题目或是先前的课设项目不同，本程序重在算法和数据结构的设计、分析、构建、优化、调试的全过程。</w:t>
-      </w:r>
-    </w:p>
-    <w:p>
-      <w:pPr>
-        <w:ind w:firstLine="570"/>
-        <w:rPr>
-          <w:rFonts w:ascii="Times New Roman" w:hAnsi="Times New Roman"/>
-          <w:sz w:val="28"/>
-          <w:szCs w:val="28"/>
-        </w:rPr>
-      </w:pPr>
-      <w:r>
-        <w:rPr>
-          <w:rFonts w:ascii="Times New Roman" w:hAnsi="Times New Roman" w:hint="eastAsia"/>
-          <w:sz w:val="28"/>
-          <w:szCs w:val="28"/>
-        </w:rPr>
-        <w:t>对我们而言，使用如此繁多的算法，从无到有解决这样一个复杂的问题是前所未有的。我们通过研究网络、学术资源，</w:t>
-      </w:r>
-      <w:r>
-        <w:rPr>
-          <w:rFonts w:ascii="Times New Roman" w:hAnsi="Times New Roman" w:hint="eastAsia"/>
-          <w:sz w:val="28"/>
-          <w:szCs w:val="28"/>
-        </w:rPr>
-        <w:t>使用大量的算法完成整个问题的解决过程。诚然，现在的程序的确还不够完美，但</w:t>
-      </w:r>
-      <w:r>
-        <w:rPr>
-          <w:rFonts w:ascii="Times New Roman" w:hAnsi="Times New Roman" w:hint="eastAsia"/>
-          <w:sz w:val="28"/>
-          <w:szCs w:val="28"/>
-        </w:rPr>
-        <w:lastRenderedPageBreak/>
-        <w:t>我们在解决问题的整个过程，尝试了足够丰富的方法，收获了算法和数据结构分析问题、解决问题的能力，让我们对算法和数据结构有更加深入而全面的认识。</w:t>
-      </w:r>
-    </w:p>
-    <w:p>
-      <w:pPr>
-        <w:ind w:firstLine="570"/>
-        <w:rPr>
-          <w:rFonts w:ascii="Times New Roman" w:hAnsi="Times New Roman"/>
-          <w:sz w:val="28"/>
-          <w:szCs w:val="28"/>
-        </w:rPr>
-      </w:pPr>
-      <w:r>
-        <w:rPr>
-          <w:rFonts w:ascii="Times New Roman" w:hAnsi="Times New Roman" w:hint="eastAsia"/>
-          <w:sz w:val="28"/>
-          <w:szCs w:val="28"/>
-        </w:rPr>
-        <w:t>千变万化、思绪飞扬，我想这不仅仅是本次课设项目“中国象棋”的特点，更是计算机博弈的魅力所在。</w:t>
-      </w:r>
-      <w:r>
-        <w:rPr>
-          <w:rFonts w:ascii="Times New Roman" w:hAnsi="Times New Roman" w:hint="eastAsia"/>
-          <w:sz w:val="28"/>
-          <w:szCs w:val="28"/>
-        </w:rPr>
-        <w:t>本次课设更让我们入门和初步探索计算机博弈相关的实践和理论，让我们看到抽象的数据结构和算法是如何构筑成计算机博弈程序的血肉和灵魂的；本次课设也激发了我们的求知和探索兴趣，拉近了我们所学理论与现实之间的距离——算法和数据结构不是</w:t>
-      </w:r>
-      <w:r>
-        <w:rPr>
-          <w:rFonts w:ascii="Times New Roman" w:hAnsi="Times New Roman" w:hint="eastAsia"/>
-          <w:sz w:val="28"/>
-          <w:szCs w:val="28"/>
-        </w:rPr>
-        <w:t>OJ</w:t>
-      </w:r>
-      <w:r>
-        <w:rPr>
-          <w:rFonts w:ascii="Times New Roman" w:hAnsi="Times New Roman" w:hint="eastAsia"/>
-          <w:sz w:val="28"/>
-          <w:szCs w:val="28"/>
-        </w:rPr>
-        <w:t>上冰冷的评测试题，而是应用于具体程序之中的引擎；在今天的计算机理论发展中，算法和数据结构更是构成高性能计算方法的根基。</w:t>
-      </w:r>
-    </w:p>
-    <w:p>
-      <w:pPr>
-        <w:ind w:firstLineChars="200" w:firstLine="560"/>
-        <w:rPr>
-          <w:rFonts w:ascii="Times New Roman" w:hAnsi="Times New Roman"/>
-          <w:sz w:val="28"/>
-          <w:szCs w:val="28"/>
-        </w:rPr>
-      </w:pPr>
-      <w:r>
-        <w:rPr>
-          <w:rFonts w:ascii="Times New Roman" w:hAnsi="Times New Roman" w:hint="eastAsia"/>
-          <w:sz w:val="28"/>
-          <w:szCs w:val="28"/>
-        </w:rPr>
-        <w:t>考虑到自身水平问题、课程设计限制、时间要求，本程序避开机器学习及神经网络相关算法，也没有使用</w:t>
-      </w:r>
-      <w:r>
-        <w:rPr>
-          <w:rFonts w:ascii="Times New Roman" w:hAnsi="Times New Roman" w:hint="eastAsia"/>
-          <w:sz w:val="28"/>
-          <w:szCs w:val="28"/>
-        </w:rPr>
-        <w:t>MCTS</w:t>
-      </w:r>
-      <w:r>
-        <w:rPr>
-          <w:rFonts w:ascii="Times New Roman" w:hAnsi="Times New Roman" w:hint="eastAsia"/>
-          <w:sz w:val="28"/>
-          <w:szCs w:val="28"/>
-        </w:rPr>
-        <w:t>。这也是对本次课程设计的一种遗憾。</w:t>
-      </w:r>
-    </w:p>
-    <w:p>
-      <w:pPr>
-        <w:ind w:firstLineChars="200" w:firstLine="560"/>
-        <w:rPr>
-          <w:rFonts w:ascii="Times New Roman" w:hAnsi="Times New Roman"/>
-          <w:sz w:val="28"/>
-          <w:szCs w:val="28"/>
-        </w:rPr>
-      </w:pPr>
-      <w:r>
-        <w:rPr>
-          <w:rFonts w:ascii="Times New Roman" w:hAnsi="Times New Roman" w:hint="eastAsia"/>
-          <w:sz w:val="28"/>
-          <w:szCs w:val="28"/>
-        </w:rPr>
-        <w:t>本项目终于迎来了她的尾声。最后，感谢虞强源老师、朱允刚老师的鼓励和指点、感谢组员之间的一致协作。</w:t>
-      </w:r>
-    </w:p>
-    <w:p>
-      <w:pPr>
-        <w:ind w:firstLineChars="200" w:firstLine="560"/>
-        <w:rPr>
-          <w:rFonts w:ascii="Times New Roman" w:hAnsi="Times New Roman"/>
-          <w:sz w:val="28"/>
-          <w:szCs w:val="28"/>
-        </w:rPr>
-      </w:pPr>
-    </w:p>
-    <w:p>
-      <w:pPr>
-        <w:ind w:firstLineChars="200" w:firstLine="560"/>
-        <w:rPr>
-          <w:rFonts w:ascii="Times New Roman" w:hAnsi="Times New Roman"/>
-          <w:sz w:val="28"/>
-          <w:szCs w:val="28"/>
-        </w:rPr>
-      </w:pPr>
-    </w:p>
-    <w:p>
-      <w:pPr>
-        <w:ind w:firstLineChars="200" w:firstLine="560"/>
-        <w:rPr>
-          <w:rFonts w:ascii="Times New Roman" w:hAnsi="Times New Roman"/>
-          <w:sz w:val="28"/>
-          <w:szCs w:val="28"/>
-        </w:rPr>
-      </w:pPr>
-    </w:p>
-    <w:p>
-      <w:pPr>
-        <w:ind w:firstLineChars="200" w:firstLine="560"/>
-        <w:rPr>
-          <w:rFonts w:ascii="Times New Roman" w:hAnsi="Times New Roman"/>
+    </w:p>
+    <w:p>
+      <w:pPr>
+        <w:rPr>
+          <w:rFonts w:ascii="Times New Roman" w:hAnsi="Times New Roman" w:hint="eastAsia"/>
           <w:sz w:val="28"/>
           <w:szCs w:val="28"/>
         </w:rPr>
@@ -14034,33 +13945,24 @@
     </w:p>
     <w:p>
       <w:pPr>
-        <w:rPr>
-          <w:rFonts w:ascii="Times New Roman" w:hAnsi="Times New Roman"/>
-          <w:sz w:val="28"/>
-          <w:szCs w:val="28"/>
-        </w:rPr>
-      </w:pPr>
-      <w:r>
-        <w:rPr>
-          <w:rFonts w:ascii="Times New Roman" w:hAnsi="Times New Roman"/>
-          <w:sz w:val="28"/>
-          <w:szCs w:val="28"/>
-        </w:rPr>
+        <w:pStyle w:val="2"/>
+        <w:numPr>
+          <w:ilvl w:val="0"/>
+          <w:numId w:val="0"/>
+        </w:numPr>
+      </w:pPr>
+      <w:r>
         <w:t xml:space="preserve">5.1 </w:t>
       </w:r>
       <w:r>
         <w:rPr>
-          <w:rFonts w:ascii="Times New Roman" w:hAnsi="Times New Roman" w:hint="eastAsia"/>
-          <w:sz w:val="28"/>
-          <w:szCs w:val="28"/>
+          <w:rFonts w:hint="eastAsia"/>
         </w:rPr>
         <w:t>AI</w:t>
       </w:r>
       <w:r>
         <w:rPr>
-          <w:rFonts w:ascii="Times New Roman" w:hAnsi="Times New Roman" w:hint="eastAsia"/>
-          <w:sz w:val="28"/>
-          <w:szCs w:val="28"/>
+          <w:rFonts w:hint="eastAsia"/>
         </w:rPr>
         <w:t>辅助学习</w:t>
       </w:r>
@@ -14343,6 +14245,64 @@
     </w:p>
     <w:p>
       <w:pPr>
+        <w:pStyle w:val="2"/>
+        <w:numPr>
+          <w:ilvl w:val="0"/>
+          <w:numId w:val="0"/>
+        </w:numPr>
+      </w:pPr>
+      <w:r>
+        <w:t xml:space="preserve">5.2 </w:t>
+      </w:r>
+      <w:r>
+        <w:rPr>
+          <w:rFonts w:hint="eastAsia"/>
+        </w:rPr>
+        <w:t>AI</w:t>
+      </w:r>
+      <w:r>
+        <w:rPr>
+          <w:rFonts w:hint="eastAsia"/>
+        </w:rPr>
+        <w:t>辅助优化</w:t>
+      </w:r>
+    </w:p>
+    <w:p>
+      <w:pPr>
+        <w:ind w:firstLineChars="200" w:firstLine="560"/>
+        <w:rPr>
+          <w:rFonts w:ascii="Times New Roman" w:hAnsi="Times New Roman"/>
+          <w:sz w:val="28"/>
+          <w:szCs w:val="28"/>
+        </w:rPr>
+      </w:pPr>
+      <w:r>
+        <w:rPr>
+          <w:rFonts w:ascii="Times New Roman" w:hAnsi="Times New Roman" w:hint="eastAsia"/>
+          <w:sz w:val="28"/>
+          <w:szCs w:val="28"/>
+        </w:rPr>
+        <w:t>本项目在算法实现中使用</w:t>
+      </w:r>
+      <w:r>
+        <w:rPr>
+          <w:rFonts w:ascii="Times New Roman" w:hAnsi="Times New Roman" w:hint="eastAsia"/>
+          <w:sz w:val="28"/>
+          <w:szCs w:val="28"/>
+        </w:rPr>
+        <w:t>AI</w:t>
+      </w:r>
+      <w:r>
+        <w:rPr>
+          <w:rFonts w:ascii="Times New Roman" w:hAnsi="Times New Roman" w:hint="eastAsia"/>
+          <w:sz w:val="28"/>
+          <w:szCs w:val="28"/>
+        </w:rPr>
+        <w:t>进行优化。</w:t>
+      </w:r>
+    </w:p>
+    <w:p>
+      <w:pPr>
         <w:ind w:left="560" w:hangingChars="200" w:hanging="560"/>
         <w:rPr>
           <w:rFonts w:ascii="Times New Roman" w:hAnsi="Times New Roman"/>
@@ -14352,11 +14312,29 @@
       </w:pPr>
       <w:r>
         <w:rPr>
-          <w:rFonts w:ascii="Times New Roman" w:hAnsi="Times New Roman"/>
-          <w:sz w:val="28"/>
-          <w:szCs w:val="28"/>
-        </w:rPr>
-        <w:t xml:space="preserve">5.2 </w:t>
+          <w:rFonts w:ascii="Times New Roman" w:hAnsi="Times New Roman" w:hint="eastAsia"/>
+          <w:sz w:val="28"/>
+          <w:szCs w:val="28"/>
+        </w:rPr>
+        <w:t>具体内容为：</w:t>
+      </w:r>
+    </w:p>
+    <w:p>
+      <w:pPr>
+        <w:ind w:firstLineChars="200" w:firstLine="560"/>
+        <w:rPr>
+          <w:rFonts w:ascii="Times New Roman" w:hAnsi="Times New Roman"/>
+          <w:sz w:val="28"/>
+          <w:szCs w:val="28"/>
+        </w:rPr>
+      </w:pPr>
+      <w:r>
+        <w:rPr>
+          <w:rFonts w:ascii="Times New Roman" w:hAnsi="Times New Roman" w:hint="eastAsia"/>
+          <w:sz w:val="28"/>
+          <w:szCs w:val="28"/>
+        </w:rPr>
+        <w:t>使用</w:t>
       </w:r>
       <w:r>
         <w:rPr>
@@ -14372,7 +14350,23 @@
           <w:sz w:val="28"/>
           <w:szCs w:val="28"/>
         </w:rPr>
-        <w:t>辅助优化</w:t>
+        <w:t>对当前程序的语法错误进行纠错，并使用</w:t>
+      </w:r>
+      <w:r>
+        <w:rPr>
+          <w:rFonts w:ascii="Times New Roman" w:hAnsi="Times New Roman" w:hint="eastAsia"/>
+          <w:sz w:val="28"/>
+          <w:szCs w:val="28"/>
+        </w:rPr>
+        <w:t>AI</w:t>
+      </w:r>
+      <w:r>
+        <w:rPr>
+          <w:rFonts w:ascii="Times New Roman" w:hAnsi="Times New Roman" w:hint="eastAsia"/>
+          <w:sz w:val="28"/>
+          <w:szCs w:val="28"/>
+        </w:rPr>
+        <w:t>的建议作为参考，改正当前程序具有诸如内存安全问题、悬空指针或悬空引用等隐患。</w:t>
       </w:r>
     </w:p>
     <w:p>
@@ -14390,7 +14384,7 @@
           <w:sz w:val="28"/>
           <w:szCs w:val="28"/>
         </w:rPr>
-        <w:t>本项目在算法实现中使用</w:t>
+        <w:t>在部分算法的实现过程中，采用了</w:t>
       </w:r>
       <w:r>
         <w:rPr>
@@ -14406,12 +14400,105 @@
           <w:sz w:val="28"/>
           <w:szCs w:val="28"/>
         </w:rPr>
-        <w:t>进行优化。</w:t>
-      </w:r>
-    </w:p>
-    <w:p>
-      <w:pPr>
-        <w:ind w:left="560" w:hangingChars="200" w:hanging="560"/>
+        <w:t>的建议，在已有代码的基础上对算法进行进一步细致优化，例如</w:t>
+      </w:r>
+      <w:r>
+        <w:rPr>
+          <w:rFonts w:ascii="Times New Roman" w:hAnsi="Times New Roman" w:hint="eastAsia"/>
+          <w:sz w:val="28"/>
+          <w:szCs w:val="28"/>
+        </w:rPr>
+        <w:t>PVS</w:t>
+      </w:r>
+      <w:r>
+        <w:rPr>
+          <w:rFonts w:ascii="Times New Roman" w:hAnsi="Times New Roman" w:hint="eastAsia"/>
+          <w:sz w:val="28"/>
+          <w:szCs w:val="28"/>
+        </w:rPr>
+        <w:t>主要遍历搜素中的零窗口搜素简化等等。</w:t>
+      </w:r>
+    </w:p>
+    <w:p>
+      <w:pPr>
+        <w:ind w:firstLineChars="200" w:firstLine="560"/>
+        <w:rPr>
+          <w:rFonts w:ascii="Times New Roman" w:hAnsi="Times New Roman"/>
+          <w:sz w:val="28"/>
+          <w:szCs w:val="28"/>
+        </w:rPr>
+      </w:pPr>
+    </w:p>
+    <w:p>
+      <w:pPr>
+        <w:ind w:firstLineChars="200" w:firstLine="560"/>
+        <w:rPr>
+          <w:rFonts w:ascii="Times New Roman" w:hAnsi="Times New Roman"/>
+          <w:sz w:val="28"/>
+          <w:szCs w:val="28"/>
+        </w:rPr>
+      </w:pPr>
+    </w:p>
+    <w:p>
+      <w:pPr>
+        <w:pStyle w:val="2"/>
+        <w:numPr>
+          <w:ilvl w:val="0"/>
+          <w:numId w:val="0"/>
+        </w:numPr>
+      </w:pPr>
+      <w:r>
+        <w:t xml:space="preserve">5.3 </w:t>
+      </w:r>
+      <w:r>
+        <w:rPr>
+          <w:rFonts w:hint="eastAsia"/>
+        </w:rPr>
+        <w:t>AI</w:t>
+      </w:r>
+      <w:r>
+        <w:rPr>
+          <w:rFonts w:hint="eastAsia"/>
+        </w:rPr>
+        <w:t>辅助调试</w:t>
+      </w:r>
+    </w:p>
+    <w:p>
+      <w:pPr>
+        <w:ind w:firstLineChars="200" w:firstLine="560"/>
+        <w:rPr>
+          <w:rFonts w:ascii="Times New Roman" w:hAnsi="Times New Roman"/>
+          <w:sz w:val="28"/>
+          <w:szCs w:val="28"/>
+        </w:rPr>
+      </w:pPr>
+      <w:r>
+        <w:rPr>
+          <w:rFonts w:ascii="Times New Roman" w:hAnsi="Times New Roman" w:hint="eastAsia"/>
+          <w:sz w:val="28"/>
+          <w:szCs w:val="28"/>
+        </w:rPr>
+        <w:t>本程序在程序运行与实践中采用</w:t>
+      </w:r>
+      <w:r>
+        <w:rPr>
+          <w:rFonts w:ascii="Times New Roman" w:hAnsi="Times New Roman" w:hint="eastAsia"/>
+          <w:sz w:val="28"/>
+          <w:szCs w:val="28"/>
+        </w:rPr>
+        <w:t>AI</w:t>
+      </w:r>
+      <w:r>
+        <w:rPr>
+          <w:rFonts w:ascii="Times New Roman" w:hAnsi="Times New Roman" w:hint="eastAsia"/>
+          <w:sz w:val="28"/>
+          <w:szCs w:val="28"/>
+        </w:rPr>
+        <w:t>辅助调试。</w:t>
+      </w:r>
+    </w:p>
+    <w:p>
+      <w:pPr>
         <w:rPr>
           <w:rFonts w:ascii="Times New Roman" w:hAnsi="Times New Roman"/>
           <w:sz w:val="28"/>
@@ -14442,7 +14529,7 @@
           <w:sz w:val="28"/>
           <w:szCs w:val="28"/>
         </w:rPr>
-        <w:t>使用</w:t>
+        <w:t>在程序的调试环节，参考</w:t>
       </w:r>
       <w:r>
         <w:rPr>
@@ -14458,7 +14545,7 @@
           <w:sz w:val="28"/>
           <w:szCs w:val="28"/>
         </w:rPr>
-        <w:t>对当前程序的语法错误进行纠错，并使用</w:t>
+        <w:t>提示在当前程序引入多处异常和异常捕获。并参考</w:t>
       </w:r>
       <w:r>
         <w:rPr>
@@ -14474,7 +14561,85 @@
           <w:sz w:val="28"/>
           <w:szCs w:val="28"/>
         </w:rPr>
-        <w:t>的建议作为参考，改正当前程序具有诸如内存安全问题、悬空指针或悬空引用等隐患。</w:t>
+        <w:t>思路和部分提示，在</w:t>
+      </w:r>
+      <w:r>
+        <w:rPr>
+          <w:rFonts w:ascii="Times New Roman" w:hAnsi="Times New Roman" w:hint="eastAsia"/>
+          <w:sz w:val="28"/>
+          <w:szCs w:val="28"/>
+        </w:rPr>
+        <w:t>AI</w:t>
+      </w:r>
+      <w:r>
+        <w:rPr>
+          <w:rFonts w:ascii="Times New Roman" w:hAnsi="Times New Roman" w:hint="eastAsia"/>
+          <w:sz w:val="28"/>
+          <w:szCs w:val="28"/>
+        </w:rPr>
+        <w:t>辅助下增加了在</w:t>
+      </w:r>
+      <w:r>
+        <w:rPr>
+          <w:rFonts w:ascii="Times New Roman" w:hAnsi="Times New Roman" w:hint="eastAsia"/>
+          <w:sz w:val="28"/>
+          <w:szCs w:val="28"/>
+        </w:rPr>
+        <w:t>Botzone</w:t>
+      </w:r>
+      <w:r>
+        <w:rPr>
+          <w:rFonts w:ascii="Times New Roman" w:hAnsi="Times New Roman" w:hint="eastAsia"/>
+          <w:sz w:val="28"/>
+          <w:szCs w:val="28"/>
+        </w:rPr>
+        <w:t>上输出调试信息的语句，完善在</w:t>
+      </w:r>
+      <w:r>
+        <w:rPr>
+          <w:rFonts w:ascii="Times New Roman" w:hAnsi="Times New Roman" w:hint="eastAsia"/>
+          <w:sz w:val="28"/>
+          <w:szCs w:val="28"/>
+        </w:rPr>
+        <w:t>Botzone</w:t>
+      </w:r>
+      <w:r>
+        <w:rPr>
+          <w:rFonts w:ascii="Times New Roman" w:hAnsi="Times New Roman" w:hint="eastAsia"/>
+          <w:sz w:val="28"/>
+          <w:szCs w:val="28"/>
+        </w:rPr>
+        <w:t>中调试内容。</w:t>
+      </w:r>
+    </w:p>
+    <w:p>
+      <w:pPr>
+        <w:rPr>
+          <w:rFonts w:ascii="Times New Roman" w:hAnsi="Times New Roman" w:hint="eastAsia"/>
+          <w:sz w:val="28"/>
+          <w:szCs w:val="28"/>
+        </w:rPr>
+      </w:pPr>
+    </w:p>
+    <w:p>
+      <w:pPr>
+        <w:pStyle w:val="2"/>
+        <w:numPr>
+          <w:ilvl w:val="0"/>
+          <w:numId w:val="0"/>
+        </w:numPr>
+      </w:pPr>
+      <w:r>
+        <w:rPr>
+          <w:rFonts w:hint="eastAsia"/>
+        </w:rPr>
+        <w:t>5.4 AI</w:t>
+      </w:r>
+      <w:r>
+        <w:rPr>
+          <w:rFonts w:hint="eastAsia"/>
+        </w:rPr>
+        <w:t>辅助代码审查</w:t>
       </w:r>
     </w:p>
     <w:p>
@@ -14492,7 +14657,7 @@
           <w:sz w:val="28"/>
           <w:szCs w:val="28"/>
         </w:rPr>
-        <w:t>在部分算法的实现过程中，采用了</w:t>
+        <w:t>本程序在程序采用</w:t>
       </w:r>
       <w:r>
         <w:rPr>
@@ -14508,62 +14673,187 @@
           <w:sz w:val="28"/>
           <w:szCs w:val="28"/>
         </w:rPr>
-        <w:t>的建议，在已有代码的基础上对算法进行进一步细致优化，例如</w:t>
-      </w:r>
-      <w:r>
-        <w:rPr>
-          <w:rFonts w:ascii="Times New Roman" w:hAnsi="Times New Roman" w:hint="eastAsia"/>
-          <w:sz w:val="28"/>
-          <w:szCs w:val="28"/>
-        </w:rPr>
-        <w:t>PVS</w:t>
-      </w:r>
-      <w:r>
-        <w:rPr>
-          <w:rFonts w:ascii="Times New Roman" w:hAnsi="Times New Roman" w:hint="eastAsia"/>
-          <w:sz w:val="28"/>
-          <w:szCs w:val="28"/>
-        </w:rPr>
-        <w:t>主要遍历搜素中的零窗口搜素简化等等。</w:t>
-      </w:r>
-    </w:p>
-    <w:p>
-      <w:pPr>
-        <w:ind w:firstLineChars="200" w:firstLine="560"/>
-        <w:rPr>
-          <w:rFonts w:ascii="Times New Roman" w:hAnsi="Times New Roman"/>
-          <w:sz w:val="28"/>
-          <w:szCs w:val="28"/>
-        </w:rPr>
-      </w:pPr>
-    </w:p>
-    <w:p>
-      <w:pPr>
-        <w:ind w:firstLineChars="200" w:firstLine="560"/>
-        <w:rPr>
-          <w:rFonts w:ascii="Times New Roman" w:hAnsi="Times New Roman"/>
-          <w:sz w:val="28"/>
-          <w:szCs w:val="28"/>
-        </w:rPr>
-      </w:pPr>
-    </w:p>
-    <w:p>
-      <w:pPr>
-        <w:ind w:left="560" w:hangingChars="200" w:hanging="560"/>
-        <w:rPr>
-          <w:rFonts w:ascii="Times New Roman" w:hAnsi="Times New Roman"/>
-          <w:sz w:val="28"/>
-          <w:szCs w:val="28"/>
-        </w:rPr>
-      </w:pPr>
-      <w:r>
-        <w:rPr>
-          <w:rFonts w:ascii="Times New Roman" w:hAnsi="Times New Roman"/>
+        <w:t>辅助纠错审查。</w:t>
+      </w:r>
+    </w:p>
+    <w:p>
+      <w:pPr>
+        <w:rPr>
+          <w:rFonts w:ascii="Times New Roman" w:hAnsi="Times New Roman"/>
+          <w:sz w:val="28"/>
+          <w:szCs w:val="28"/>
+        </w:rPr>
+      </w:pPr>
+      <w:r>
+        <w:rPr>
+          <w:rFonts w:ascii="Times New Roman" w:hAnsi="Times New Roman" w:hint="eastAsia"/>
+          <w:sz w:val="28"/>
+          <w:szCs w:val="28"/>
+        </w:rPr>
+        <w:t>具体表现为：</w:t>
+      </w:r>
+    </w:p>
+    <w:p>
+      <w:pPr>
+        <w:rPr>
+          <w:rFonts w:ascii="Times New Roman" w:hAnsi="Times New Roman"/>
+          <w:sz w:val="28"/>
+          <w:szCs w:val="28"/>
+        </w:rPr>
+      </w:pPr>
+      <w:r>
+        <w:rPr>
+          <w:rFonts w:ascii="Times New Roman" w:hAnsi="Times New Roman"/>
+          <w:sz w:val="28"/>
+          <w:szCs w:val="28"/>
+        </w:rPr>
+        <w:tab/>
+      </w:r>
+      <w:r>
+        <w:rPr>
+          <w:rFonts w:ascii="Times New Roman" w:hAnsi="Times New Roman" w:hint="eastAsia"/>
+          <w:sz w:val="28"/>
+          <w:szCs w:val="28"/>
+        </w:rPr>
+        <w:t>在程序运行遇到较为隐蔽问题（如搜索排序异常）且未被人工识别导致程序未能正确将搜索结果排序，在使用</w:t>
+      </w:r>
+      <w:r>
+        <w:rPr>
+          <w:rFonts w:ascii="Times New Roman" w:hAnsi="Times New Roman" w:hint="eastAsia"/>
+          <w:sz w:val="28"/>
+          <w:szCs w:val="28"/>
+        </w:rPr>
+        <w:t>AI</w:t>
+      </w:r>
+      <w:r>
+        <w:rPr>
+          <w:rFonts w:ascii="Times New Roman" w:hAnsi="Times New Roman" w:hint="eastAsia"/>
+          <w:sz w:val="28"/>
+          <w:szCs w:val="28"/>
+        </w:rPr>
+        <w:t>审查代码找出致命问题并辅助修正，解决错误使程序正确运行。</w:t>
+      </w:r>
+    </w:p>
+    <w:p>
+      <w:pPr>
+        <w:rPr>
+          <w:rFonts w:ascii="Times New Roman" w:hAnsi="Times New Roman" w:hint="eastAsia"/>
+          <w:sz w:val="28"/>
+          <w:szCs w:val="28"/>
+        </w:rPr>
+      </w:pPr>
+    </w:p>
+    <w:p>
+      <w:pPr>
+        <w:pStyle w:val="2"/>
+        <w:numPr>
+          <w:ilvl w:val="0"/>
+          <w:numId w:val="0"/>
+        </w:numPr>
+      </w:pPr>
+      <w:r>
+        <w:rPr>
+          <w:rFonts w:hint="eastAsia"/>
+        </w:rPr>
+        <w:t>5.5 AI</w:t>
+      </w:r>
+      <w:r>
+        <w:rPr>
+          <w:rFonts w:hint="eastAsia"/>
+        </w:rPr>
+        <w:t>辅助资料查阅与解析</w:t>
+      </w:r>
+    </w:p>
+    <w:p>
+      <w:pPr>
+        <w:rPr>
+          <w:rFonts w:ascii="Times New Roman" w:hAnsi="Times New Roman"/>
+          <w:sz w:val="28"/>
+          <w:szCs w:val="28"/>
+        </w:rPr>
+      </w:pPr>
+      <w:r>
+        <w:rPr>
+          <w:rFonts w:ascii="Times New Roman" w:hAnsi="Times New Roman"/>
+          <w:sz w:val="28"/>
+          <w:szCs w:val="28"/>
+        </w:rPr>
+        <w:tab/>
+      </w:r>
+      <w:r>
+        <w:rPr>
+          <w:rFonts w:ascii="Times New Roman" w:hAnsi="Times New Roman" w:hint="eastAsia"/>
+          <w:sz w:val="28"/>
+          <w:szCs w:val="28"/>
+        </w:rPr>
+        <w:t>本程序在早期资料查询与思路构建期间提供辅助搜索与解析</w:t>
+      </w:r>
+    </w:p>
+    <w:p>
+      <w:pPr>
+        <w:rPr>
+          <w:rFonts w:ascii="Times New Roman" w:hAnsi="Times New Roman"/>
+          <w:sz w:val="28"/>
+          <w:szCs w:val="28"/>
+        </w:rPr>
+      </w:pPr>
+      <w:r>
+        <w:rPr>
+          <w:rFonts w:ascii="Times New Roman" w:hAnsi="Times New Roman" w:hint="eastAsia"/>
+          <w:sz w:val="28"/>
+          <w:szCs w:val="28"/>
+        </w:rPr>
+        <w:t>具体表现为：</w:t>
+      </w:r>
+    </w:p>
+    <w:p>
+      <w:pPr>
+        <w:rPr>
+          <w:rFonts w:ascii="Times New Roman" w:hAnsi="Times New Roman"/>
+          <w:sz w:val="28"/>
+          <w:szCs w:val="28"/>
+        </w:rPr>
+      </w:pPr>
+      <w:r>
+        <w:rPr>
+          <w:rFonts w:ascii="Times New Roman" w:hAnsi="Times New Roman"/>
+          <w:sz w:val="28"/>
+          <w:szCs w:val="28"/>
+        </w:rPr>
+        <w:tab/>
+      </w:r>
+      <w:r>
+        <w:rPr>
+          <w:rFonts w:ascii="Times New Roman" w:hAnsi="Times New Roman" w:hint="eastAsia"/>
+          <w:sz w:val="28"/>
+          <w:szCs w:val="28"/>
+        </w:rPr>
+        <w:t>部分文献与算法思路由</w:t>
+      </w:r>
+      <w:r>
+        <w:rPr>
+          <w:rFonts w:ascii="Times New Roman" w:hAnsi="Times New Roman" w:hint="eastAsia"/>
+          <w:sz w:val="28"/>
+          <w:szCs w:val="28"/>
+        </w:rPr>
+        <w:t>AI</w:t>
+      </w:r>
+      <w:r>
+        <w:rPr>
+          <w:rFonts w:ascii="Times New Roman" w:hAnsi="Times New Roman" w:hint="eastAsia"/>
+          <w:sz w:val="28"/>
+          <w:szCs w:val="28"/>
+        </w:rPr>
+        <w:t>辅助整理并提出构建意见（如在静态搜</w:t>
+      </w:r>
+      <w:r>
+        <w:rPr>
+          <w:rFonts w:ascii="Times New Roman" w:hAnsi="Times New Roman" w:hint="eastAsia"/>
           <w:sz w:val="28"/>
           <w:szCs w:val="28"/>
         </w:rPr>
         <w:lastRenderedPageBreak/>
-        <w:t xml:space="preserve">5.3 </w:t>
+        <w:t>索中的不良剪枝相关资料），在</w:t>
       </w:r>
       <w:r>
         <w:rPr>
@@ -14579,434 +14869,6 @@
           <w:sz w:val="28"/>
           <w:szCs w:val="28"/>
         </w:rPr>
-        <w:t>辅助调试</w:t>
-      </w:r>
-    </w:p>
-    <w:p>
-      <w:pPr>
-        <w:ind w:firstLineChars="200" w:firstLine="560"/>
-        <w:rPr>
-          <w:rFonts w:ascii="Times New Roman" w:hAnsi="Times New Roman"/>
-          <w:sz w:val="28"/>
-          <w:szCs w:val="28"/>
-        </w:rPr>
-      </w:pPr>
-      <w:r>
-        <w:rPr>
-          <w:rFonts w:ascii="Times New Roman" w:hAnsi="Times New Roman" w:hint="eastAsia"/>
-          <w:sz w:val="28"/>
-          <w:szCs w:val="28"/>
-        </w:rPr>
-        <w:t>本程序在程序运行与实践中采用</w:t>
-      </w:r>
-      <w:r>
-        <w:rPr>
-          <w:rFonts w:ascii="Times New Roman" w:hAnsi="Times New Roman" w:hint="eastAsia"/>
-          <w:sz w:val="28"/>
-          <w:szCs w:val="28"/>
-        </w:rPr>
-        <w:t>AI</w:t>
-      </w:r>
-      <w:r>
-        <w:rPr>
-          <w:rFonts w:ascii="Times New Roman" w:hAnsi="Times New Roman" w:hint="eastAsia"/>
-          <w:sz w:val="28"/>
-          <w:szCs w:val="28"/>
-        </w:rPr>
-        <w:t>辅助调试。</w:t>
-      </w:r>
-    </w:p>
-    <w:p>
-      <w:pPr>
-        <w:rPr>
-          <w:rFonts w:ascii="Times New Roman" w:hAnsi="Times New Roman"/>
-          <w:sz w:val="28"/>
-          <w:szCs w:val="28"/>
-        </w:rPr>
-      </w:pPr>
-      <w:r>
-        <w:rPr>
-          <w:rFonts w:ascii="Times New Roman" w:hAnsi="Times New Roman" w:hint="eastAsia"/>
-          <w:sz w:val="28"/>
-          <w:szCs w:val="28"/>
-        </w:rPr>
-        <w:t>具体内容为：</w:t>
-      </w:r>
-    </w:p>
-    <w:p>
-      <w:pPr>
-        <w:ind w:firstLineChars="200" w:firstLine="560"/>
-        <w:rPr>
-          <w:rFonts w:ascii="Times New Roman" w:hAnsi="Times New Roman"/>
-          <w:sz w:val="28"/>
-          <w:szCs w:val="28"/>
-        </w:rPr>
-      </w:pPr>
-      <w:r>
-        <w:rPr>
-          <w:rFonts w:ascii="Times New Roman" w:hAnsi="Times New Roman" w:hint="eastAsia"/>
-          <w:sz w:val="28"/>
-          <w:szCs w:val="28"/>
-        </w:rPr>
-        <w:t>在程序的调试环节，参考</w:t>
-      </w:r>
-      <w:r>
-        <w:rPr>
-          <w:rFonts w:ascii="Times New Roman" w:hAnsi="Times New Roman" w:hint="eastAsia"/>
-          <w:sz w:val="28"/>
-          <w:szCs w:val="28"/>
-        </w:rPr>
-        <w:t>AI</w:t>
-      </w:r>
-      <w:r>
-        <w:rPr>
-          <w:rFonts w:ascii="Times New Roman" w:hAnsi="Times New Roman" w:hint="eastAsia"/>
-          <w:sz w:val="28"/>
-          <w:szCs w:val="28"/>
-        </w:rPr>
-        <w:t>提示在当前程序引入多处异常和异常捕获。并参考</w:t>
-      </w:r>
-      <w:r>
-        <w:rPr>
-          <w:rFonts w:ascii="Times New Roman" w:hAnsi="Times New Roman" w:hint="eastAsia"/>
-          <w:sz w:val="28"/>
-          <w:szCs w:val="28"/>
-        </w:rPr>
-        <w:t>AI</w:t>
-      </w:r>
-      <w:r>
-        <w:rPr>
-          <w:rFonts w:ascii="Times New Roman" w:hAnsi="Times New Roman" w:hint="eastAsia"/>
-          <w:sz w:val="28"/>
-          <w:szCs w:val="28"/>
-        </w:rPr>
-        <w:t>思路和部分提示，在</w:t>
-      </w:r>
-      <w:r>
-        <w:rPr>
-          <w:rFonts w:ascii="Times New Roman" w:hAnsi="Times New Roman" w:hint="eastAsia"/>
-          <w:sz w:val="28"/>
-          <w:szCs w:val="28"/>
-        </w:rPr>
-        <w:t>AI</w:t>
-      </w:r>
-      <w:r>
-        <w:rPr>
-          <w:rFonts w:ascii="Times New Roman" w:hAnsi="Times New Roman" w:hint="eastAsia"/>
-          <w:sz w:val="28"/>
-          <w:szCs w:val="28"/>
-        </w:rPr>
-        <w:t>辅助下增加了在</w:t>
-      </w:r>
-      <w:r>
-        <w:rPr>
-          <w:rFonts w:ascii="Times New Roman" w:hAnsi="Times New Roman" w:hint="eastAsia"/>
-          <w:sz w:val="28"/>
-          <w:szCs w:val="28"/>
-        </w:rPr>
-        <w:t>Botzone</w:t>
-      </w:r>
-      <w:r>
-        <w:rPr>
-          <w:rFonts w:ascii="Times New Roman" w:hAnsi="Times New Roman" w:hint="eastAsia"/>
-          <w:sz w:val="28"/>
-          <w:szCs w:val="28"/>
-        </w:rPr>
-        <w:t>上输出调试信息的语句，完善在</w:t>
-      </w:r>
-      <w:r>
-        <w:rPr>
-          <w:rFonts w:ascii="Times New Roman" w:hAnsi="Times New Roman" w:hint="eastAsia"/>
-          <w:sz w:val="28"/>
-          <w:szCs w:val="28"/>
-        </w:rPr>
-        <w:t>Botzone</w:t>
-      </w:r>
-      <w:r>
-        <w:rPr>
-          <w:rFonts w:ascii="Times New Roman" w:hAnsi="Times New Roman" w:hint="eastAsia"/>
-          <w:sz w:val="28"/>
-          <w:szCs w:val="28"/>
-        </w:rPr>
-        <w:t>中调试内容。</w:t>
-      </w:r>
-    </w:p>
-    <w:p>
-      <w:pPr>
-        <w:ind w:firstLineChars="200" w:firstLine="560"/>
-        <w:rPr>
-          <w:rFonts w:ascii="Times New Roman" w:hAnsi="Times New Roman"/>
-          <w:sz w:val="28"/>
-          <w:szCs w:val="28"/>
-        </w:rPr>
-      </w:pPr>
-    </w:p>
-    <w:p>
-      <w:pPr>
-        <w:ind w:firstLineChars="200" w:firstLine="560"/>
-        <w:rPr>
-          <w:rFonts w:ascii="Times New Roman" w:hAnsi="Times New Roman"/>
-          <w:sz w:val="28"/>
-          <w:szCs w:val="28"/>
-        </w:rPr>
-      </w:pPr>
-    </w:p>
-    <w:p>
-      <w:pPr>
-        <w:rPr>
-          <w:rFonts w:ascii="Times New Roman" w:hAnsi="Times New Roman"/>
-          <w:sz w:val="28"/>
-          <w:szCs w:val="28"/>
-        </w:rPr>
-      </w:pPr>
-      <w:r>
-        <w:rPr>
-          <w:rFonts w:ascii="Times New Roman" w:hAnsi="Times New Roman" w:hint="eastAsia"/>
-          <w:sz w:val="28"/>
-          <w:szCs w:val="28"/>
-        </w:rPr>
-        <w:t>5.4 AI</w:t>
-      </w:r>
-      <w:r>
-        <w:rPr>
-          <w:rFonts w:ascii="Times New Roman" w:hAnsi="Times New Roman" w:hint="eastAsia"/>
-          <w:sz w:val="28"/>
-          <w:szCs w:val="28"/>
-        </w:rPr>
-        <w:t>辅助代码审查</w:t>
-      </w:r>
-    </w:p>
-    <w:p>
-      <w:pPr>
-        <w:ind w:firstLineChars="200" w:firstLine="560"/>
-        <w:rPr>
-          <w:rFonts w:ascii="Times New Roman" w:hAnsi="Times New Roman"/>
-          <w:sz w:val="28"/>
-          <w:szCs w:val="28"/>
-        </w:rPr>
-      </w:pPr>
-      <w:r>
-        <w:rPr>
-          <w:rFonts w:ascii="Times New Roman" w:hAnsi="Times New Roman" w:hint="eastAsia"/>
-          <w:sz w:val="28"/>
-          <w:szCs w:val="28"/>
-        </w:rPr>
-        <w:t>本程序在程序采用</w:t>
-      </w:r>
-      <w:r>
-        <w:rPr>
-          <w:rFonts w:ascii="Times New Roman" w:hAnsi="Times New Roman" w:hint="eastAsia"/>
-          <w:sz w:val="28"/>
-          <w:szCs w:val="28"/>
-        </w:rPr>
-        <w:t>AI</w:t>
-      </w:r>
-      <w:r>
-        <w:rPr>
-          <w:rFonts w:ascii="Times New Roman" w:hAnsi="Times New Roman" w:hint="eastAsia"/>
-          <w:sz w:val="28"/>
-          <w:szCs w:val="28"/>
-        </w:rPr>
-        <w:t>辅助纠错审查。</w:t>
-      </w:r>
-    </w:p>
-    <w:p>
-      <w:pPr>
-        <w:rPr>
-          <w:rFonts w:ascii="Times New Roman" w:hAnsi="Times New Roman"/>
-          <w:sz w:val="28"/>
-          <w:szCs w:val="28"/>
-        </w:rPr>
-      </w:pPr>
-      <w:r>
-        <w:rPr>
-          <w:rFonts w:ascii="Times New Roman" w:hAnsi="Times New Roman" w:hint="eastAsia"/>
-          <w:sz w:val="28"/>
-          <w:szCs w:val="28"/>
-        </w:rPr>
-        <w:t>具体表现为：</w:t>
-      </w:r>
-    </w:p>
-    <w:p>
-      <w:pPr>
-        <w:rPr>
-          <w:rFonts w:ascii="Times New Roman" w:hAnsi="Times New Roman"/>
-          <w:sz w:val="28"/>
-          <w:szCs w:val="28"/>
-        </w:rPr>
-      </w:pPr>
-      <w:r>
-        <w:rPr>
-          <w:rFonts w:ascii="Times New Roman" w:hAnsi="Times New Roman"/>
-          <w:sz w:val="28"/>
-          <w:szCs w:val="28"/>
-        </w:rPr>
-        <w:tab/>
-      </w:r>
-      <w:r>
-        <w:rPr>
-          <w:rFonts w:ascii="Times New Roman" w:hAnsi="Times New Roman" w:hint="eastAsia"/>
-          <w:sz w:val="28"/>
-          <w:szCs w:val="28"/>
-        </w:rPr>
-        <w:t>在程序运行遇到较为隐蔽问题（如搜索排序异常）且未被人工识别导致程序未能正确将搜索结果排序，在使用</w:t>
-      </w:r>
-      <w:r>
-        <w:rPr>
-          <w:rFonts w:ascii="Times New Roman" w:hAnsi="Times New Roman" w:hint="eastAsia"/>
-          <w:sz w:val="28"/>
-          <w:szCs w:val="28"/>
-        </w:rPr>
-        <w:t>AI</w:t>
-      </w:r>
-      <w:r>
-        <w:rPr>
-          <w:rFonts w:ascii="Times New Roman" w:hAnsi="Times New Roman" w:hint="eastAsia"/>
-          <w:sz w:val="28"/>
-          <w:szCs w:val="28"/>
-        </w:rPr>
-        <w:t>审查代码找出致命问题并辅助修正，解决错误使程序正确运行。</w:t>
-      </w:r>
-    </w:p>
-    <w:p>
-      <w:pPr>
-        <w:rPr>
-          <w:rFonts w:ascii="Times New Roman" w:hAnsi="Times New Roman"/>
-          <w:sz w:val="28"/>
-          <w:szCs w:val="28"/>
-        </w:rPr>
-      </w:pPr>
-    </w:p>
-    <w:p>
-      <w:pPr>
-        <w:rPr>
-          <w:rFonts w:ascii="Times New Roman" w:hAnsi="Times New Roman"/>
-          <w:sz w:val="28"/>
-          <w:szCs w:val="28"/>
-        </w:rPr>
-      </w:pPr>
-    </w:p>
-    <w:p>
-      <w:pPr>
-        <w:rPr>
-          <w:rFonts w:ascii="Times New Roman" w:hAnsi="Times New Roman"/>
-          <w:sz w:val="28"/>
-          <w:szCs w:val="28"/>
-        </w:rPr>
-      </w:pPr>
-      <w:r>
-        <w:rPr>
-          <w:rFonts w:ascii="Times New Roman" w:hAnsi="Times New Roman" w:hint="eastAsia"/>
-          <w:sz w:val="28"/>
-          <w:szCs w:val="28"/>
-        </w:rPr>
-        <w:t>5.5 AI</w:t>
-      </w:r>
-      <w:r>
-        <w:rPr>
-          <w:rFonts w:ascii="Times New Roman" w:hAnsi="Times New Roman" w:hint="eastAsia"/>
-          <w:sz w:val="28"/>
-          <w:szCs w:val="28"/>
-        </w:rPr>
-        <w:t>辅助资料查阅与解析</w:t>
-      </w:r>
-    </w:p>
-    <w:p>
-      <w:pPr>
-        <w:rPr>
-          <w:rFonts w:ascii="Times New Roman" w:hAnsi="Times New Roman"/>
-          <w:sz w:val="28"/>
-          <w:szCs w:val="28"/>
-        </w:rPr>
-      </w:pPr>
-      <w:r>
-        <w:rPr>
-          <w:rFonts w:ascii="Times New Roman" w:hAnsi="Times New Roman"/>
-          <w:sz w:val="28"/>
-          <w:szCs w:val="28"/>
-        </w:rPr>
-        <w:tab/>
-      </w:r>
-      <w:r>
-        <w:rPr>
-          <w:rFonts w:ascii="Times New Roman" w:hAnsi="Times New Roman" w:hint="eastAsia"/>
-          <w:sz w:val="28"/>
-          <w:szCs w:val="28"/>
-        </w:rPr>
-        <w:t>本程序在早期资料查询与思路构建期间提供辅助搜索与解析</w:t>
-      </w:r>
-    </w:p>
-    <w:p>
-      <w:pPr>
-        <w:rPr>
-          <w:rFonts w:ascii="Times New Roman" w:hAnsi="Times New Roman"/>
-          <w:sz w:val="28"/>
-          <w:szCs w:val="28"/>
-        </w:rPr>
-      </w:pPr>
-      <w:r>
-        <w:rPr>
-          <w:rFonts w:ascii="Times New Roman" w:hAnsi="Times New Roman" w:hint="eastAsia"/>
-          <w:sz w:val="28"/>
-          <w:szCs w:val="28"/>
-        </w:rPr>
-        <w:t>具体表现为：</w:t>
-      </w:r>
-    </w:p>
-    <w:p>
-      <w:pPr>
-        <w:rPr>
-          <w:rFonts w:ascii="Times New Roman" w:hAnsi="Times New Roman"/>
-          <w:sz w:val="28"/>
-          <w:szCs w:val="28"/>
-        </w:rPr>
-      </w:pPr>
-      <w:r>
-        <w:rPr>
-          <w:rFonts w:ascii="Times New Roman" w:hAnsi="Times New Roman"/>
-          <w:sz w:val="28"/>
-          <w:szCs w:val="28"/>
-        </w:rPr>
-        <w:tab/>
-      </w:r>
-      <w:r>
-        <w:rPr>
-          <w:rFonts w:ascii="Times New Roman" w:hAnsi="Times New Roman" w:hint="eastAsia"/>
-          <w:sz w:val="28"/>
-          <w:szCs w:val="28"/>
-        </w:rPr>
-        <w:t>部分文献与算法思路由</w:t>
-      </w:r>
-      <w:r>
-        <w:rPr>
-          <w:rFonts w:ascii="Times New Roman" w:hAnsi="Times New Roman" w:hint="eastAsia"/>
-          <w:sz w:val="28"/>
-          <w:szCs w:val="28"/>
-        </w:rPr>
-        <w:t>AI</w:t>
-      </w:r>
-      <w:r>
-        <w:rPr>
-          <w:rFonts w:ascii="Times New Roman" w:hAnsi="Times New Roman" w:hint="eastAsia"/>
-          <w:sz w:val="28"/>
-          <w:szCs w:val="28"/>
-        </w:rPr>
-        <w:t>辅助整理并提出构建意见（如在静态搜索中的不良剪枝相关资料），在</w:t>
-      </w:r>
-      <w:r>
-        <w:rPr>
-          <w:rFonts w:ascii="Times New Roman" w:hAnsi="Times New Roman" w:hint="eastAsia"/>
-          <w:sz w:val="28"/>
-          <w:szCs w:val="28"/>
-        </w:rPr>
-        <w:t>AI</w:t>
-      </w:r>
-      <w:r>
-        <w:rPr>
-          <w:rFonts w:ascii="Times New Roman" w:hAnsi="Times New Roman" w:hint="eastAsia"/>
-          <w:sz w:val="28"/>
-          <w:szCs w:val="28"/>
-        </w:rPr>
         <w:t>辅助下综合了多种思路并选取优解</w:t>
       </w:r>
       <w:r>
@@ -15037,35 +14899,60 @@
       </w:pPr>
       <w:r>
         <w:rPr>
-          <w:rFonts w:ascii="Times New Roman" w:hAnsi="Times New Roman" w:hint="eastAsia"/>
-          <w:sz w:val="28"/>
-          <w:szCs w:val="28"/>
+          <w:rFonts w:ascii="Calibri Light" w:hAnsi="Calibri Light" w:hint="eastAsia"/>
+          <w:b/>
+          <w:bCs/>
+          <w:sz w:val="32"/>
+          <w:szCs w:val="32"/>
         </w:rPr>
         <w:t>5.6 AI</w:t>
       </w:r>
       <w:r>
         <w:rPr>
-          <w:rFonts w:ascii="Times New Roman" w:hAnsi="Times New Roman" w:hint="eastAsia"/>
-          <w:sz w:val="28"/>
-          <w:szCs w:val="28"/>
+          <w:rFonts w:ascii="Calibri Light" w:hAnsi="Calibri Light" w:hint="eastAsia"/>
+          <w:b/>
+          <w:bCs/>
+          <w:sz w:val="32"/>
+          <w:szCs w:val="32"/>
         </w:rPr>
         <w:t>辅助将程序转换为</w:t>
       </w:r>
       <w:r>
         <w:rPr>
-          <w:rFonts w:ascii="Times New Roman" w:hAnsi="Times New Roman" w:hint="eastAsia"/>
-          <w:sz w:val="28"/>
-          <w:szCs w:val="28"/>
+          <w:rFonts w:ascii="Calibri Light" w:hAnsi="Calibri Light" w:hint="eastAsia"/>
+          <w:b/>
+          <w:bCs/>
+          <w:sz w:val="32"/>
+          <w:szCs w:val="32"/>
         </w:rPr>
         <w:t>rust</w:t>
       </w:r>
       <w:r>
         <w:rPr>
-          <w:rFonts w:ascii="Times New Roman" w:hAnsi="Times New Roman" w:hint="eastAsia"/>
-          <w:sz w:val="28"/>
-          <w:szCs w:val="28"/>
-        </w:rPr>
-        <w:t>语言，结果如下</w:t>
+          <w:rFonts w:ascii="Calibri Light" w:hAnsi="Calibri Light" w:hint="eastAsia"/>
+          <w:b/>
+          <w:bCs/>
+          <w:sz w:val="32"/>
+          <w:szCs w:val="32"/>
+        </w:rPr>
+        <w:t>语言</w:t>
+      </w:r>
+    </w:p>
+    <w:p>
+      <w:pPr>
+        <w:rPr>
+          <w:rFonts w:ascii="Times New Roman" w:hAnsi="Times New Roman"/>
+          <w:sz w:val="28"/>
+          <w:szCs w:val="28"/>
+        </w:rPr>
+      </w:pPr>
+      <w:r>
+        <w:rPr>
+          <w:rFonts w:ascii="Times New Roman" w:hAnsi="Times New Roman" w:hint="eastAsia"/>
+          <w:sz w:val="28"/>
+          <w:szCs w:val="28"/>
+        </w:rPr>
+        <w:t>结果如下</w:t>
       </w:r>
       <w:r>
         <w:rPr>
@@ -15356,16 +15243,7 @@
     <w:p>
       <w:pPr>
         <w:rPr>
-          <w:rFonts w:ascii="Times New Roman" w:hAnsi="Times New Roman"/>
-          <w:sz w:val="28"/>
-          <w:szCs w:val="28"/>
-        </w:rPr>
-      </w:pPr>
-    </w:p>
-    <w:p>
-      <w:pPr>
-        <w:rPr>
-          <w:rFonts w:ascii="Times New Roman" w:hAnsi="Times New Roman"/>
+          <w:rFonts w:ascii="Times New Roman" w:hAnsi="Times New Roman" w:hint="eastAsia"/>
           <w:sz w:val="28"/>
           <w:szCs w:val="28"/>
         </w:rPr>
@@ -15397,48 +15275,60 @@
     <w:p>
       <w:pPr>
         <w:rPr>
-          <w:rFonts w:ascii="Times New Roman" w:hAnsi="Times New Roman"/>
-          <w:sz w:val="28"/>
-          <w:szCs w:val="28"/>
-        </w:rPr>
-      </w:pPr>
-      <w:r>
-        <w:rPr>
-          <w:rFonts w:ascii="Times New Roman" w:hAnsi="Times New Roman"/>
-          <w:sz w:val="28"/>
-          <w:szCs w:val="28"/>
+          <w:rFonts w:ascii="Calibri Light" w:hAnsi="Calibri Light"/>
+          <w:b/>
+          <w:bCs/>
+          <w:sz w:val="32"/>
+          <w:szCs w:val="32"/>
+        </w:rPr>
+      </w:pPr>
+      <w:r>
+        <w:rPr>
+          <w:rFonts w:ascii="Calibri Light" w:hAnsi="Calibri Light"/>
+          <w:b/>
+          <w:bCs/>
+          <w:sz w:val="32"/>
+          <w:szCs w:val="32"/>
         </w:rPr>
         <w:t xml:space="preserve">6.1 </w:t>
       </w:r>
       <w:r>
         <w:rPr>
-          <w:rFonts w:ascii="Times New Roman" w:hAnsi="Times New Roman" w:hint="eastAsia"/>
-          <w:sz w:val="28"/>
-          <w:szCs w:val="28"/>
+          <w:rFonts w:ascii="Calibri Light" w:hAnsi="Calibri Light" w:hint="eastAsia"/>
+          <w:b/>
+          <w:bCs/>
+          <w:sz w:val="32"/>
+          <w:szCs w:val="32"/>
         </w:rPr>
         <w:t>参考网站链接</w:t>
       </w:r>
       <w:r>
         <w:rPr>
-          <w:rFonts w:ascii="Times New Roman" w:hAnsi="Times New Roman" w:hint="eastAsia"/>
-          <w:sz w:val="28"/>
-          <w:szCs w:val="28"/>
+          <w:rFonts w:ascii="Calibri Light" w:hAnsi="Calibri Light" w:hint="eastAsia"/>
+          <w:b/>
+          <w:bCs/>
+          <w:sz w:val="32"/>
+          <w:szCs w:val="32"/>
         </w:rPr>
         <w:t>(</w:t>
       </w:r>
       <w:r>
         <w:rPr>
-          <w:rFonts w:ascii="Times New Roman" w:hAnsi="Times New Roman" w:hint="eastAsia"/>
-          <w:sz w:val="28"/>
-          <w:szCs w:val="28"/>
+          <w:rFonts w:ascii="Calibri Light" w:hAnsi="Calibri Light" w:hint="eastAsia"/>
+          <w:b/>
+          <w:bCs/>
+          <w:sz w:val="32"/>
+          <w:szCs w:val="32"/>
         </w:rPr>
         <w:t>为简洁起见，部分多个连载的文章仅粘贴其中一部分的网站域名链接</w:t>
       </w:r>
       <w:r>
         <w:rPr>
-          <w:rFonts w:ascii="Times New Roman" w:hAnsi="Times New Roman"/>
-          <w:sz w:val="28"/>
-          <w:szCs w:val="28"/>
+          <w:rFonts w:ascii="Calibri Light" w:hAnsi="Calibri Light"/>
+          <w:b/>
+          <w:bCs/>
+          <w:sz w:val="32"/>
+          <w:szCs w:val="32"/>
         </w:rPr>
         <w:t>)</w:t>
       </w:r>
@@ -15997,27 +15887,189 @@
           <w:szCs w:val="28"/>
         </w:rPr>
       </w:pPr>
-      <w:r>
-        <w:rPr>
-          <w:rFonts w:ascii="Times New Roman" w:hAnsi="Times New Roman" w:hint="eastAsia"/>
-          <w:sz w:val="28"/>
-          <w:szCs w:val="28"/>
-        </w:rPr>
+    </w:p>
+    <w:p>
+      <w:pPr>
+        <w:rPr>
+          <w:rFonts w:ascii="Times New Roman" w:hAnsi="Times New Roman"/>
+          <w:sz w:val="28"/>
+          <w:szCs w:val="28"/>
+        </w:rPr>
+      </w:pPr>
+    </w:p>
+    <w:p>
+      <w:pPr>
+        <w:rPr>
+          <w:rFonts w:ascii="Times New Roman" w:hAnsi="Times New Roman"/>
+          <w:sz w:val="28"/>
+          <w:szCs w:val="28"/>
+        </w:rPr>
+      </w:pPr>
+    </w:p>
+    <w:p>
+      <w:pPr>
+        <w:rPr>
+          <w:rFonts w:ascii="Times New Roman" w:hAnsi="Times New Roman"/>
+          <w:sz w:val="28"/>
+          <w:szCs w:val="28"/>
+        </w:rPr>
+      </w:pPr>
+    </w:p>
+    <w:p>
+      <w:pPr>
+        <w:rPr>
+          <w:rFonts w:ascii="Times New Roman" w:hAnsi="Times New Roman"/>
+          <w:sz w:val="28"/>
+          <w:szCs w:val="28"/>
+        </w:rPr>
+      </w:pPr>
+    </w:p>
+    <w:p>
+      <w:pPr>
+        <w:rPr>
+          <w:rFonts w:ascii="Times New Roman" w:hAnsi="Times New Roman"/>
+          <w:sz w:val="28"/>
+          <w:szCs w:val="28"/>
+        </w:rPr>
+      </w:pPr>
+    </w:p>
+    <w:p>
+      <w:pPr>
+        <w:rPr>
+          <w:rFonts w:ascii="Times New Roman" w:hAnsi="Times New Roman"/>
+          <w:sz w:val="28"/>
+          <w:szCs w:val="28"/>
+        </w:rPr>
+      </w:pPr>
+    </w:p>
+    <w:p>
+      <w:pPr>
+        <w:rPr>
+          <w:rFonts w:ascii="Times New Roman" w:hAnsi="Times New Roman"/>
+          <w:sz w:val="28"/>
+          <w:szCs w:val="28"/>
+        </w:rPr>
+      </w:pPr>
+    </w:p>
+    <w:p>
+      <w:pPr>
+        <w:rPr>
+          <w:rFonts w:ascii="Times New Roman" w:hAnsi="Times New Roman"/>
+          <w:sz w:val="28"/>
+          <w:szCs w:val="28"/>
+        </w:rPr>
+      </w:pPr>
+    </w:p>
+    <w:p>
+      <w:pPr>
+        <w:rPr>
+          <w:rFonts w:ascii="Times New Roman" w:hAnsi="Times New Roman"/>
+          <w:sz w:val="28"/>
+          <w:szCs w:val="28"/>
+        </w:rPr>
+      </w:pPr>
+    </w:p>
+    <w:p>
+      <w:pPr>
+        <w:rPr>
+          <w:rFonts w:ascii="Times New Roman" w:hAnsi="Times New Roman"/>
+          <w:sz w:val="28"/>
+          <w:szCs w:val="28"/>
+        </w:rPr>
+      </w:pPr>
+    </w:p>
+    <w:p>
+      <w:pPr>
+        <w:rPr>
+          <w:rFonts w:ascii="Times New Roman" w:hAnsi="Times New Roman"/>
+          <w:sz w:val="28"/>
+          <w:szCs w:val="28"/>
+        </w:rPr>
+      </w:pPr>
+    </w:p>
+    <w:p>
+      <w:pPr>
+        <w:rPr>
+          <w:rFonts w:ascii="Times New Roman" w:hAnsi="Times New Roman"/>
+          <w:sz w:val="28"/>
+          <w:szCs w:val="28"/>
+        </w:rPr>
+      </w:pPr>
+    </w:p>
+    <w:p>
+      <w:pPr>
+        <w:rPr>
+          <w:rFonts w:ascii="Times New Roman" w:hAnsi="Times New Roman"/>
+          <w:sz w:val="28"/>
+          <w:szCs w:val="28"/>
+        </w:rPr>
+      </w:pPr>
+    </w:p>
+    <w:p>
+      <w:pPr>
+        <w:rPr>
+          <w:rFonts w:ascii="Times New Roman" w:hAnsi="Times New Roman"/>
+          <w:sz w:val="28"/>
+          <w:szCs w:val="28"/>
+        </w:rPr>
+      </w:pPr>
+    </w:p>
+    <w:p>
+      <w:pPr>
+        <w:rPr>
+          <w:rFonts w:ascii="Times New Roman" w:hAnsi="Times New Roman"/>
+          <w:sz w:val="28"/>
+          <w:szCs w:val="28"/>
+        </w:rPr>
+      </w:pPr>
+    </w:p>
+    <w:p>
+      <w:pPr>
+        <w:rPr>
+          <w:rFonts w:ascii="Times New Roman" w:hAnsi="Times New Roman" w:hint="eastAsia"/>
+          <w:sz w:val="28"/>
+          <w:szCs w:val="28"/>
+        </w:rPr>
+      </w:pPr>
+    </w:p>
+    <w:p>
+      <w:pPr>
+        <w:rPr>
+          <w:rFonts w:ascii="Calibri Light" w:hAnsi="Calibri Light"/>
+          <w:b/>
+          <w:bCs/>
+          <w:sz w:val="32"/>
+          <w:szCs w:val="32"/>
+        </w:rPr>
+      </w:pPr>
+      <w:r>
+        <w:rPr>
+          <w:rFonts w:ascii="Calibri Light" w:hAnsi="Calibri Light" w:hint="eastAsia"/>
+          <w:b/>
+          <w:bCs/>
+          <w:sz w:val="32"/>
+          <w:szCs w:val="32"/>
+        </w:rPr>
+        <w:lastRenderedPageBreak/>
         <w:t>6</w:t>
       </w:r>
       <w:r>
         <w:rPr>
-          <w:rFonts w:ascii="Times New Roman" w:hAnsi="Times New Roman"/>
-          <w:sz w:val="28"/>
-          <w:szCs w:val="28"/>
+          <w:rFonts w:ascii="Calibri Light" w:hAnsi="Calibri Light"/>
+          <w:b/>
+          <w:bCs/>
+          <w:sz w:val="32"/>
+          <w:szCs w:val="32"/>
         </w:rPr>
         <w:t xml:space="preserve">.2 </w:t>
       </w:r>
       <w:r>
         <w:rPr>
-          <w:rFonts w:ascii="Times New Roman" w:hAnsi="Times New Roman" w:hint="eastAsia"/>
-          <w:sz w:val="28"/>
-          <w:szCs w:val="28"/>
+          <w:rFonts w:ascii="Calibri Light" w:hAnsi="Calibri Light" w:hint="eastAsia"/>
+          <w:b/>
+          <w:bCs/>
+          <w:sz w:val="32"/>
+          <w:szCs w:val="32"/>
         </w:rPr>
         <w:t>参考文献资料</w:t>
       </w:r>
@@ -16625,16 +16677,7 @@
           <w:sz w:val="28"/>
           <w:szCs w:val="28"/>
         </w:rPr>
-        <w:t>危春波》，昆明理工大学，硕士</w:t>
-      </w:r>
-      <w:r>
-        <w:rPr>
-          <w:rFonts w:ascii="Times New Roman" w:hAnsi="Times New Roman" w:hint="eastAsia"/>
-          <w:sz w:val="28"/>
-          <w:szCs w:val="28"/>
-        </w:rPr>
-        <w:lastRenderedPageBreak/>
-        <w:t>学位论文，危春波、王海瑞，</w:t>
+        <w:t>危春波》，昆明理工大学，硕士学位论文，危春波、王海瑞，</w:t>
       </w:r>
       <w:r>
         <w:rPr>
@@ -18000,6 +18043,33 @@
   </w:num>
   <w:num w:numId="10">
     <w:abstractNumId w:val="8"/>
+  </w:num>
+  <w:num w:numId="11">
+    <w:abstractNumId w:val="4"/>
+  </w:num>
+  <w:num w:numId="12">
+    <w:abstractNumId w:val="4"/>
+  </w:num>
+  <w:num w:numId="13">
+    <w:abstractNumId w:val="4"/>
+  </w:num>
+  <w:num w:numId="14">
+    <w:abstractNumId w:val="4"/>
+  </w:num>
+  <w:num w:numId="15">
+    <w:abstractNumId w:val="4"/>
+  </w:num>
+  <w:num w:numId="16">
+    <w:abstractNumId w:val="4"/>
+  </w:num>
+  <w:num w:numId="17">
+    <w:abstractNumId w:val="4"/>
+  </w:num>
+  <w:num w:numId="18">
+    <w:abstractNumId w:val="4"/>
+  </w:num>
+  <w:num w:numId="19">
+    <w:abstractNumId w:val="4"/>
   </w:num>
 </w:numbering>
 </file>
